--- a/templates/plananual/EPT COMPUTACIÓN 1° A 5°/PROGRAMACIÓN ANUAL 1° - EPT Computacion.docx
+++ b/templates/plananual/EPT COMPUTACIÓN 1° A 5°/PROGRAMACIÓN ANUAL 1° - EPT Computacion.docx
@@ -7434,6 +7434,7 @@
                 <w:szCs w:val="20"/>
               </w:rPr>
             </w:pPr>
+            <w:bookmarkStart w:id="1" w:name="_Hlk227075175"/>
             <w:r>
               <w:rPr>
                 <w:rFonts w:ascii="Arial Nova Cond" w:hAnsi="Arial Nova Cond" w:cs="Times New Roman"/>
@@ -7710,7 +7711,6 @@
           <w:tcPr>
             <w:tcW w:w="875" w:type="dxa"/>
             <w:vMerge w:val="restart"/>
-            <w:shd w:val="clear" w:color="auto" w:fill="auto"/>
             <w:vAlign w:val="center"/>
           </w:tcPr>
           <w:p>
@@ -7821,7 +7821,6 @@
         <w:tc>
           <w:tcPr>
             <w:tcW w:w="6169" w:type="dxa"/>
-            <w:shd w:val="clear" w:color="auto" w:fill="auto"/>
             <w:vAlign w:val="center"/>
           </w:tcPr>
           <w:p>
@@ -7856,7 +7855,6 @@
         <w:tc>
           <w:tcPr>
             <w:tcW w:w="2015" w:type="dxa"/>
-            <w:shd w:val="clear" w:color="auto" w:fill="auto"/>
             <w:vAlign w:val="center"/>
           </w:tcPr>
           <w:p>
@@ -7895,7 +7893,7 @@
               <w:autoSpaceDE w:val="0"/>
               <w:autoSpaceDN w:val="0"/>
               <w:adjustRightInd w:val="0"/>
-              <w:jc w:val="center"/>
+              <w:jc w:val="both"/>
               <w:rPr>
                 <w:rFonts w:ascii="Arial Nova Cond" w:hAnsi="Arial Nova Cond" w:cs="Arial"/>
                 <w:color w:val="000000"/>
@@ -7919,7 +7917,6 @@
         <w:tc>
           <w:tcPr>
             <w:tcW w:w="1337" w:type="dxa"/>
-            <w:shd w:val="clear" w:color="auto" w:fill="auto"/>
             <w:vAlign w:val="center"/>
           </w:tcPr>
           <w:p>
@@ -7958,7 +7955,6 @@
           <w:tcPr>
             <w:tcW w:w="875" w:type="dxa"/>
             <w:vMerge/>
-            <w:shd w:val="clear" w:color="auto" w:fill="auto"/>
             <w:vAlign w:val="center"/>
           </w:tcPr>
           <w:p>
@@ -8050,7 +8046,6 @@
         <w:tc>
           <w:tcPr>
             <w:tcW w:w="6169" w:type="dxa"/>
-            <w:shd w:val="clear" w:color="auto" w:fill="auto"/>
             <w:vAlign w:val="center"/>
           </w:tcPr>
           <w:p>
@@ -8085,7 +8080,6 @@
         <w:tc>
           <w:tcPr>
             <w:tcW w:w="2015" w:type="dxa"/>
-            <w:shd w:val="clear" w:color="auto" w:fill="auto"/>
             <w:vAlign w:val="center"/>
           </w:tcPr>
           <w:p>
@@ -8124,7 +8118,7 @@
               <w:autoSpaceDE w:val="0"/>
               <w:autoSpaceDN w:val="0"/>
               <w:adjustRightInd w:val="0"/>
-              <w:jc w:val="center"/>
+              <w:jc w:val="both"/>
               <w:rPr>
                 <w:rFonts w:ascii="Arial Nova Cond" w:hAnsi="Arial Nova Cond" w:cs="Arial"/>
                 <w:color w:val="000000"/>
@@ -8148,7 +8142,6 @@
         <w:tc>
           <w:tcPr>
             <w:tcW w:w="1337" w:type="dxa"/>
-            <w:shd w:val="clear" w:color="auto" w:fill="auto"/>
             <w:vAlign w:val="center"/>
           </w:tcPr>
           <w:p>
@@ -8187,7 +8180,6 @@
           <w:tcPr>
             <w:tcW w:w="875" w:type="dxa"/>
             <w:vMerge/>
-            <w:shd w:val="clear" w:color="auto" w:fill="auto"/>
             <w:vAlign w:val="center"/>
           </w:tcPr>
           <w:p>
@@ -8279,7 +8271,6 @@
         <w:tc>
           <w:tcPr>
             <w:tcW w:w="6169" w:type="dxa"/>
-            <w:shd w:val="clear" w:color="auto" w:fill="auto"/>
             <w:vAlign w:val="center"/>
           </w:tcPr>
           <w:p>
@@ -8314,7 +8305,6 @@
         <w:tc>
           <w:tcPr>
             <w:tcW w:w="2015" w:type="dxa"/>
-            <w:shd w:val="clear" w:color="auto" w:fill="auto"/>
             <w:vAlign w:val="center"/>
           </w:tcPr>
           <w:p>
@@ -8353,7 +8343,7 @@
               <w:autoSpaceDE w:val="0"/>
               <w:autoSpaceDN w:val="0"/>
               <w:adjustRightInd w:val="0"/>
-              <w:jc w:val="center"/>
+              <w:jc w:val="both"/>
               <w:rPr>
                 <w:rFonts w:ascii="Arial Nova Cond" w:hAnsi="Arial Nova Cond" w:cs="Arial"/>
                 <w:color w:val="000000"/>
@@ -8377,7 +8367,6 @@
         <w:tc>
           <w:tcPr>
             <w:tcW w:w="1337" w:type="dxa"/>
-            <w:shd w:val="clear" w:color="auto" w:fill="auto"/>
             <w:vAlign w:val="center"/>
           </w:tcPr>
           <w:p>
@@ -8416,7 +8405,6 @@
           <w:tcPr>
             <w:tcW w:w="875" w:type="dxa"/>
             <w:vMerge w:val="restart"/>
-            <w:shd w:val="clear" w:color="auto" w:fill="auto"/>
             <w:vAlign w:val="center"/>
           </w:tcPr>
           <w:p>
@@ -8519,7 +8507,6 @@
         <w:tc>
           <w:tcPr>
             <w:tcW w:w="6169" w:type="dxa"/>
-            <w:shd w:val="clear" w:color="auto" w:fill="auto"/>
             <w:vAlign w:val="center"/>
           </w:tcPr>
           <w:p>
@@ -8555,7 +8542,6 @@
         <w:tc>
           <w:tcPr>
             <w:tcW w:w="2015" w:type="dxa"/>
-            <w:shd w:val="clear" w:color="auto" w:fill="auto"/>
             <w:vAlign w:val="center"/>
           </w:tcPr>
           <w:p>
@@ -8594,7 +8580,7 @@
               <w:autoSpaceDE w:val="0"/>
               <w:autoSpaceDN w:val="0"/>
               <w:adjustRightInd w:val="0"/>
-              <w:jc w:val="center"/>
+              <w:jc w:val="both"/>
               <w:rPr>
                 <w:rFonts w:ascii="Arial Nova Cond" w:hAnsi="Arial Nova Cond" w:cs="Arial"/>
                 <w:color w:val="000000"/>
@@ -8618,7 +8604,6 @@
         <w:tc>
           <w:tcPr>
             <w:tcW w:w="1337" w:type="dxa"/>
-            <w:shd w:val="clear" w:color="auto" w:fill="auto"/>
             <w:vAlign w:val="center"/>
           </w:tcPr>
           <w:p>
@@ -8657,7 +8642,6 @@
           <w:tcPr>
             <w:tcW w:w="875" w:type="dxa"/>
             <w:vMerge/>
-            <w:shd w:val="clear" w:color="auto" w:fill="auto"/>
             <w:vAlign w:val="center"/>
           </w:tcPr>
           <w:p>
@@ -8749,7 +8733,6 @@
         <w:tc>
           <w:tcPr>
             <w:tcW w:w="6169" w:type="dxa"/>
-            <w:shd w:val="clear" w:color="auto" w:fill="auto"/>
             <w:vAlign w:val="center"/>
           </w:tcPr>
           <w:p>
@@ -8785,7 +8768,6 @@
         <w:tc>
           <w:tcPr>
             <w:tcW w:w="2015" w:type="dxa"/>
-            <w:shd w:val="clear" w:color="auto" w:fill="auto"/>
             <w:vAlign w:val="center"/>
           </w:tcPr>
           <w:p>
@@ -8824,7 +8806,7 @@
               <w:autoSpaceDE w:val="0"/>
               <w:autoSpaceDN w:val="0"/>
               <w:adjustRightInd w:val="0"/>
-              <w:jc w:val="center"/>
+              <w:jc w:val="both"/>
               <w:rPr>
                 <w:rFonts w:ascii="Arial Nova Cond" w:hAnsi="Arial Nova Cond" w:cs="Arial"/>
                 <w:color w:val="000000"/>
@@ -8848,7 +8830,6 @@
         <w:tc>
           <w:tcPr>
             <w:tcW w:w="1337" w:type="dxa"/>
-            <w:shd w:val="clear" w:color="auto" w:fill="auto"/>
             <w:vAlign w:val="center"/>
           </w:tcPr>
           <w:p>
@@ -8887,7 +8868,6 @@
           <w:tcPr>
             <w:tcW w:w="875" w:type="dxa"/>
             <w:vMerge w:val="restart"/>
-            <w:shd w:val="clear" w:color="auto" w:fill="auto"/>
             <w:vAlign w:val="center"/>
           </w:tcPr>
           <w:p>
@@ -8991,7 +8971,6 @@
         <w:tc>
           <w:tcPr>
             <w:tcW w:w="6169" w:type="dxa"/>
-            <w:shd w:val="clear" w:color="auto" w:fill="auto"/>
             <w:vAlign w:val="center"/>
           </w:tcPr>
           <w:p>
@@ -9027,7 +9006,6 @@
         <w:tc>
           <w:tcPr>
             <w:tcW w:w="2015" w:type="dxa"/>
-            <w:shd w:val="clear" w:color="auto" w:fill="auto"/>
             <w:vAlign w:val="center"/>
           </w:tcPr>
           <w:p>
@@ -9066,7 +9044,7 @@
               <w:autoSpaceDE w:val="0"/>
               <w:autoSpaceDN w:val="0"/>
               <w:adjustRightInd w:val="0"/>
-              <w:jc w:val="center"/>
+              <w:jc w:val="both"/>
               <w:rPr>
                 <w:rFonts w:ascii="Arial Nova Cond" w:hAnsi="Arial Nova Cond" w:cs="Arial"/>
                 <w:color w:val="000000"/>
@@ -9090,7 +9068,6 @@
         <w:tc>
           <w:tcPr>
             <w:tcW w:w="1337" w:type="dxa"/>
-            <w:shd w:val="clear" w:color="auto" w:fill="auto"/>
             <w:vAlign w:val="center"/>
           </w:tcPr>
           <w:p>
@@ -9129,7 +9106,6 @@
           <w:tcPr>
             <w:tcW w:w="875" w:type="dxa"/>
             <w:vMerge/>
-            <w:shd w:val="clear" w:color="auto" w:fill="auto"/>
             <w:vAlign w:val="center"/>
           </w:tcPr>
           <w:p>
@@ -9221,7 +9197,6 @@
         <w:tc>
           <w:tcPr>
             <w:tcW w:w="6169" w:type="dxa"/>
-            <w:shd w:val="clear" w:color="auto" w:fill="auto"/>
             <w:vAlign w:val="center"/>
           </w:tcPr>
           <w:p>
@@ -9256,7 +9231,6 @@
         <w:tc>
           <w:tcPr>
             <w:tcW w:w="2015" w:type="dxa"/>
-            <w:shd w:val="clear" w:color="auto" w:fill="auto"/>
             <w:vAlign w:val="center"/>
           </w:tcPr>
           <w:p>
@@ -9295,7 +9269,7 @@
               <w:autoSpaceDE w:val="0"/>
               <w:autoSpaceDN w:val="0"/>
               <w:adjustRightInd w:val="0"/>
-              <w:jc w:val="center"/>
+              <w:jc w:val="both"/>
               <w:rPr>
                 <w:rFonts w:ascii="Arial Nova Cond" w:hAnsi="Arial Nova Cond" w:cs="Arial"/>
                 <w:color w:val="000000"/>
@@ -9319,7 +9293,6 @@
         <w:tc>
           <w:tcPr>
             <w:tcW w:w="1337" w:type="dxa"/>
-            <w:shd w:val="clear" w:color="auto" w:fill="auto"/>
             <w:vAlign w:val="center"/>
           </w:tcPr>
           <w:p>
@@ -9358,7 +9331,6 @@
           <w:tcPr>
             <w:tcW w:w="875" w:type="dxa"/>
             <w:vMerge w:val="restart"/>
-            <w:shd w:val="clear" w:color="auto" w:fill="auto"/>
             <w:vAlign w:val="center"/>
           </w:tcPr>
           <w:p>
@@ -9469,7 +9441,6 @@
         <w:tc>
           <w:tcPr>
             <w:tcW w:w="6169" w:type="dxa"/>
-            <w:shd w:val="clear" w:color="auto" w:fill="auto"/>
             <w:vAlign w:val="center"/>
           </w:tcPr>
           <w:p>
@@ -9504,7 +9475,6 @@
         <w:tc>
           <w:tcPr>
             <w:tcW w:w="2015" w:type="dxa"/>
-            <w:shd w:val="clear" w:color="auto" w:fill="auto"/>
             <w:vAlign w:val="center"/>
           </w:tcPr>
           <w:p>
@@ -9543,7 +9513,7 @@
               <w:autoSpaceDE w:val="0"/>
               <w:autoSpaceDN w:val="0"/>
               <w:adjustRightInd w:val="0"/>
-              <w:jc w:val="center"/>
+              <w:jc w:val="both"/>
               <w:rPr>
                 <w:rFonts w:ascii="Arial Nova Cond" w:hAnsi="Arial Nova Cond" w:cs="Arial"/>
                 <w:color w:val="000000"/>
@@ -9567,7 +9537,6 @@
         <w:tc>
           <w:tcPr>
             <w:tcW w:w="1337" w:type="dxa"/>
-            <w:shd w:val="clear" w:color="auto" w:fill="auto"/>
             <w:vAlign w:val="center"/>
           </w:tcPr>
           <w:p>
@@ -9606,7 +9575,6 @@
           <w:tcPr>
             <w:tcW w:w="875" w:type="dxa"/>
             <w:vMerge/>
-            <w:shd w:val="clear" w:color="auto" w:fill="auto"/>
             <w:vAlign w:val="center"/>
           </w:tcPr>
           <w:p>
@@ -9706,7 +9674,6 @@
         <w:tc>
           <w:tcPr>
             <w:tcW w:w="6169" w:type="dxa"/>
-            <w:shd w:val="clear" w:color="auto" w:fill="auto"/>
             <w:vAlign w:val="center"/>
           </w:tcPr>
           <w:p>
@@ -9742,7 +9709,6 @@
         <w:tc>
           <w:tcPr>
             <w:tcW w:w="2015" w:type="dxa"/>
-            <w:shd w:val="clear" w:color="auto" w:fill="auto"/>
             <w:vAlign w:val="center"/>
           </w:tcPr>
           <w:p>
@@ -9780,7 +9746,7 @@
               <w:autoSpaceDE w:val="0"/>
               <w:autoSpaceDN w:val="0"/>
               <w:adjustRightInd w:val="0"/>
-              <w:jc w:val="center"/>
+              <w:jc w:val="both"/>
               <w:rPr>
                 <w:rFonts w:ascii="Arial Nova Cond" w:hAnsi="Arial Nova Cond" w:cs="Arial"/>
                 <w:color w:val="000000"/>
@@ -9804,7 +9770,6 @@
         <w:tc>
           <w:tcPr>
             <w:tcW w:w="1337" w:type="dxa"/>
-            <w:shd w:val="clear" w:color="auto" w:fill="auto"/>
             <w:vAlign w:val="center"/>
           </w:tcPr>
           <w:p>
@@ -9834,6 +9799,7 @@
           </w:p>
         </w:tc>
       </w:tr>
+      <w:bookmarkEnd w:id="1"/>
     </w:tbl>
     <w:p>
       <w:pPr>

--- a/templates/plananual/EPT COMPUTACIÓN 1° A 5°/PROGRAMACIÓN ANUAL 1° - EPT Computacion.docx
+++ b/templates/plananual/EPT COMPUTACIÓN 1° A 5°/PROGRAMACIÓN ANUAL 1° - EPT Computacion.docx
@@ -1,6 +1,6 @@
 
 <file path=word/document.xml><?xml version="1.0" encoding="utf-8"?>
-<w:document xmlns:wpc="http://schemas.microsoft.com/office/word/2010/wordprocessingCanvas" xmlns:cx="http://schemas.microsoft.com/office/drawing/2014/chartex" xmlns:cx1="http://schemas.microsoft.com/office/drawing/2015/9/8/chartex" xmlns:cx2="http://schemas.microsoft.com/office/drawing/2015/10/21/chartex" xmlns:cx3="http://schemas.microsoft.com/office/drawing/2016/5/9/chartex" xmlns:cx4="http://schemas.microsoft.com/office/drawing/2016/5/10/chartex" xmlns:cx5="http://schemas.microsoft.com/office/drawing/2016/5/11/chartex" xmlns:cx6="http://schemas.microsoft.com/office/drawing/2016/5/12/chartex" xmlns:cx7="http://schemas.microsoft.com/office/drawing/2016/5/13/chartex" xmlns:cx8="http://schemas.microsoft.com/office/drawing/2016/5/14/chartex" xmlns:mc="http://schemas.openxmlformats.org/markup-compatibility/2006" xmlns:aink="http://schemas.microsoft.com/office/drawing/2016/ink" xmlns:am3d="http://schemas.microsoft.com/office/drawing/2017/model3d" xmlns:o="urn:schemas-microsoft-com:office:office" xmlns:oel="http://schemas.microsoft.com/office/2019/extlst" xmlns:r="http://schemas.openxmlformats.org/officeDocument/2006/relationships" xmlns:m="http://schemas.openxmlformats.org/officeDocument/2006/math" xmlns:v="urn:schemas-microsoft-com:vml" xmlns:wp14="http://schemas.microsoft.com/office/word/2010/wordprocessingDrawing" xmlns:wp="http://schemas.openxmlformats.org/drawingml/2006/wordprocessingDrawing" xmlns:w10="urn:schemas-microsoft-com:office:word" xmlns:w="http://schemas.openxmlformats.org/wordprocessingml/2006/main" xmlns:w14="http://schemas.microsoft.com/office/word/2010/wordml" xmlns:w15="http://schemas.microsoft.com/office/word/2012/wordml" xmlns:w16cex="http://schemas.microsoft.com/office/word/2018/wordml/cex" xmlns:w16cid="http://schemas.microsoft.com/office/word/2016/wordml/cid" xmlns:w16="http://schemas.microsoft.com/office/word/2018/wordml" xmlns:w16du="http://schemas.microsoft.com/office/word/2023/wordml/word16du" xmlns:w16sdtdh="http://schemas.microsoft.com/office/word/2020/wordml/sdtdatahash" xmlns:w16se="http://schemas.microsoft.com/office/word/2015/wordml/symex" xmlns:wpg="http://schemas.microsoft.com/office/word/2010/wordprocessingGroup" xmlns:wpi="http://schemas.microsoft.com/office/word/2010/wordprocessingInk" xmlns:wne="http://schemas.microsoft.com/office/word/2006/wordml" xmlns:wps="http://schemas.microsoft.com/office/word/2010/wordprocessingShape" mc:Ignorable="w14 w15 w16se w16cid w16 w16cex w16sdtdh w16du wp14">
+<w:document xmlns:wpc="http://schemas.microsoft.com/office/word/2010/wordprocessingCanvas" xmlns:cx="http://schemas.microsoft.com/office/drawing/2014/chartex" xmlns:cx1="http://schemas.microsoft.com/office/drawing/2015/9/8/chartex" xmlns:cx2="http://schemas.microsoft.com/office/drawing/2015/10/21/chartex" xmlns:cx3="http://schemas.microsoft.com/office/drawing/2016/5/9/chartex" xmlns:cx4="http://schemas.microsoft.com/office/drawing/2016/5/10/chartex" xmlns:cx5="http://schemas.microsoft.com/office/drawing/2016/5/11/chartex" xmlns:cx6="http://schemas.microsoft.com/office/drawing/2016/5/12/chartex" xmlns:cx7="http://schemas.microsoft.com/office/drawing/2016/5/13/chartex" xmlns:cx8="http://schemas.microsoft.com/office/drawing/2016/5/14/chartex" xmlns:mc="http://schemas.openxmlformats.org/markup-compatibility/2006" xmlns:aink="http://schemas.microsoft.com/office/drawing/2016/ink" xmlns:am3d="http://schemas.microsoft.com/office/drawing/2017/model3d" xmlns:o="urn:schemas-microsoft-com:office:office" xmlns:oel="http://schemas.microsoft.com/office/2019/extlst" xmlns:r="http://schemas.openxmlformats.org/officeDocument/2006/relationships" xmlns:m="http://schemas.openxmlformats.org/officeDocument/2006/math" xmlns:v="urn:schemas-microsoft-com:vml" xmlns:wp14="http://schemas.microsoft.com/office/word/2010/wordprocessingDrawing" xmlns:wp="http://schemas.openxmlformats.org/drawingml/2006/wordprocessingDrawing" xmlns:w10="urn:schemas-microsoft-com:office:word" xmlns:w="http://schemas.openxmlformats.org/wordprocessingml/2006/main" xmlns:w14="http://schemas.microsoft.com/office/word/2010/wordml" xmlns:w15="http://schemas.microsoft.com/office/word/2012/wordml" xmlns:w16cex="http://schemas.microsoft.com/office/word/2018/wordml/cex" xmlns:w16cid="http://schemas.microsoft.com/office/word/2016/wordml/cid" xmlns:w16="http://schemas.microsoft.com/office/word/2018/wordml" xmlns:w16du="http://schemas.microsoft.com/office/word/2023/wordml/word16du" xmlns:w16sdtdh="http://schemas.microsoft.com/office/word/2020/wordml/sdtdatahash" xmlns:w16sdtfl="http://schemas.microsoft.com/office/word/2024/wordml/sdtformatlock" xmlns:w16se="http://schemas.microsoft.com/office/word/2015/wordml/symex" xmlns:wpg="http://schemas.microsoft.com/office/word/2010/wordprocessingGroup" xmlns:wpi="http://schemas.microsoft.com/office/word/2010/wordprocessingInk" xmlns:wne="http://schemas.microsoft.com/office/word/2006/wordml" xmlns:wps="http://schemas.microsoft.com/office/word/2010/wordprocessingShape" mc:Ignorable="w14 w15 w16se w16cid w16 w16cex w16sdtdh w16sdtfl w16du wp14">
   <w:body>
     <w:p>
       <w:pPr>
@@ -2572,29 +2572,16 @@
                 <w:szCs w:val="20"/>
               </w:rPr>
             </w:pPr>
-            <w:proofErr w:type="spellStart"/>
-            <w:r>
-              <w:rPr>
-                <w:rFonts w:ascii="Arial Nova Cond Light" w:hAnsi="Arial Nova Cond Light" w:cs="Times New Roman"/>
-                <w:b/>
-                <w:bCs/>
-                <w:color w:val="000000" w:themeColor="text1"/>
-                <w:sz w:val="20"/>
-                <w:szCs w:val="20"/>
-              </w:rPr>
-              <w:t>N°</w:t>
-            </w:r>
-            <w:proofErr w:type="spellEnd"/>
-            <w:r>
-              <w:rPr>
-                <w:rFonts w:ascii="Arial Nova Cond Light" w:hAnsi="Arial Nova Cond Light" w:cs="Times New Roman"/>
-                <w:b/>
-                <w:bCs/>
-                <w:color w:val="000000" w:themeColor="text1"/>
-                <w:sz w:val="20"/>
-                <w:szCs w:val="20"/>
-              </w:rPr>
-              <w:t xml:space="preserve"> DE SEMANAS LECTIVAS</w:t>
+            <w:r>
+              <w:rPr>
+                <w:rFonts w:ascii="Arial Nova Cond Light" w:hAnsi="Arial Nova Cond Light" w:cs="Times New Roman"/>
+                <w:b/>
+                <w:bCs/>
+                <w:color w:val="000000" w:themeColor="text1"/>
+                <w:sz w:val="20"/>
+                <w:szCs w:val="20"/>
+              </w:rPr>
+              <w:t>N° DE SEMANAS LECTIVAS</w:t>
             </w:r>
           </w:p>
         </w:tc>
@@ -2619,29 +2606,16 @@
                 <w:szCs w:val="20"/>
               </w:rPr>
             </w:pPr>
-            <w:proofErr w:type="spellStart"/>
-            <w:r>
-              <w:rPr>
-                <w:rFonts w:ascii="Arial Nova Cond Light" w:hAnsi="Arial Nova Cond Light" w:cs="Times New Roman"/>
-                <w:b/>
-                <w:bCs/>
-                <w:color w:val="000000" w:themeColor="text1"/>
-                <w:sz w:val="20"/>
-                <w:szCs w:val="20"/>
-              </w:rPr>
-              <w:t>N°</w:t>
-            </w:r>
-            <w:proofErr w:type="spellEnd"/>
-            <w:r>
-              <w:rPr>
-                <w:rFonts w:ascii="Arial Nova Cond Light" w:hAnsi="Arial Nova Cond Light" w:cs="Times New Roman"/>
-                <w:b/>
-                <w:bCs/>
-                <w:color w:val="000000" w:themeColor="text1"/>
-                <w:sz w:val="20"/>
-                <w:szCs w:val="20"/>
-              </w:rPr>
-              <w:t xml:space="preserve"> UNIDADES</w:t>
+            <w:r>
+              <w:rPr>
+                <w:rFonts w:ascii="Arial Nova Cond Light" w:hAnsi="Arial Nova Cond Light" w:cs="Times New Roman"/>
+                <w:b/>
+                <w:bCs/>
+                <w:color w:val="000000" w:themeColor="text1"/>
+                <w:sz w:val="20"/>
+                <w:szCs w:val="20"/>
+              </w:rPr>
+              <w:t>N° UNIDADES</w:t>
             </w:r>
           </w:p>
         </w:tc>
@@ -7281,7 +7255,7 @@
         </w:numPr>
         <w:shd w:val="clear" w:color="auto" w:fill="47D459" w:themeFill="accent3" w:themeFillTint="99"/>
         <w:spacing w:after="0"/>
-        <w:ind w:left="708" w:right="-455" w:hanging="708"/>
+        <w:ind w:left="0" w:right="-455" w:hanging="424"/>
         <w:textDirection w:val="btLr"/>
         <w:rPr>
           <w:rFonts w:ascii="Agency FB" w:hAnsi="Agency FB" w:cs="Times New Roman"/>
@@ -7373,14 +7347,15 @@
     </w:p>
     <w:p>
       <w:pPr>
-        <w:ind w:right="-455"/>
+        <w:pStyle w:val="Prrafodelista"/>
+        <w:ind w:left="-284" w:right="-455"/>
         <w:rPr>
           <w:rFonts w:ascii="Agency FB" w:hAnsi="Agency FB" w:cs="Times New Roman"/>
           <w:b/>
           <w:bCs/>
           <w:color w:val="000000" w:themeColor="text1"/>
-          <w:sz w:val="8"/>
-          <w:szCs w:val="8"/>
+          <w:sz w:val="12"/>
+          <w:szCs w:val="12"/>
         </w:rPr>
       </w:pPr>
     </w:p>
@@ -7401,13 +7376,13 @@
         <w:tblLook w:val="04A0" w:firstRow="1" w:lastRow="0" w:firstColumn="1" w:lastColumn="0" w:noHBand="0" w:noVBand="1"/>
       </w:tblPr>
       <w:tblGrid>
-        <w:gridCol w:w="875"/>
-        <w:gridCol w:w="1095"/>
-        <w:gridCol w:w="1726"/>
-        <w:gridCol w:w="6169"/>
-        <w:gridCol w:w="2015"/>
-        <w:gridCol w:w="1634"/>
-        <w:gridCol w:w="1337"/>
+        <w:gridCol w:w="818"/>
+        <w:gridCol w:w="1018"/>
+        <w:gridCol w:w="5379"/>
+        <w:gridCol w:w="1984"/>
+        <w:gridCol w:w="2693"/>
+        <w:gridCol w:w="1560"/>
+        <w:gridCol w:w="1399"/>
       </w:tblGrid>
       <w:tr>
         <w:trPr>
@@ -7416,7 +7391,7 @@
         </w:trPr>
         <w:tc>
           <w:tcPr>
-            <w:tcW w:w="875" w:type="dxa"/>
+            <w:tcW w:w="818" w:type="dxa"/>
             <w:shd w:val="clear" w:color="auto" w:fill="C1F0C7" w:themeFill="accent3" w:themeFillTint="33"/>
             <w:vAlign w:val="center"/>
           </w:tcPr>
@@ -7450,7 +7425,7 @@
         </w:tc>
         <w:tc>
           <w:tcPr>
-            <w:tcW w:w="1095" w:type="dxa"/>
+            <w:tcW w:w="1018" w:type="dxa"/>
             <w:shd w:val="clear" w:color="auto" w:fill="C1F0C7" w:themeFill="accent3" w:themeFillTint="33"/>
             <w:vAlign w:val="center"/>
           </w:tcPr>
@@ -7483,7 +7458,7 @@
         </w:tc>
         <w:tc>
           <w:tcPr>
-            <w:tcW w:w="1726" w:type="dxa"/>
+            <w:tcW w:w="5379" w:type="dxa"/>
             <w:shd w:val="clear" w:color="auto" w:fill="C1F0C7" w:themeFill="accent3" w:themeFillTint="33"/>
             <w:vAlign w:val="center"/>
           </w:tcPr>
@@ -7510,13 +7485,35 @@
                 <w:sz w:val="20"/>
                 <w:szCs w:val="20"/>
               </w:rPr>
-              <w:t>PROBLEMA / POTENCIALIDAD</w:t>
-            </w:r>
-          </w:p>
-        </w:tc>
-        <w:tc>
-          <w:tcPr>
-            <w:tcW w:w="6169" w:type="dxa"/>
+              <w:t>SITUACIÓN SIGNIF</w:t>
+            </w:r>
+            <w:r>
+              <w:rPr>
+                <w:rFonts w:ascii="Arial Nova Cond" w:hAnsi="Arial Nova Cond" w:cs="Times New Roman"/>
+                <w:b/>
+                <w:bCs/>
+                <w:color w:val="000000" w:themeColor="text1"/>
+                <w:sz w:val="20"/>
+                <w:szCs w:val="20"/>
+              </w:rPr>
+              <w:t>I</w:t>
+            </w:r>
+            <w:r>
+              <w:rPr>
+                <w:rFonts w:ascii="Arial Nova Cond" w:hAnsi="Arial Nova Cond" w:cs="Times New Roman"/>
+                <w:b/>
+                <w:bCs/>
+                <w:color w:val="000000" w:themeColor="text1"/>
+                <w:sz w:val="20"/>
+                <w:szCs w:val="20"/>
+              </w:rPr>
+              <w:t>CATIVA</w:t>
+            </w:r>
+          </w:p>
+        </w:tc>
+        <w:tc>
+          <w:tcPr>
+            <w:tcW w:w="1984" w:type="dxa"/>
             <w:shd w:val="clear" w:color="auto" w:fill="C1F0C7" w:themeFill="accent3" w:themeFillTint="33"/>
             <w:vAlign w:val="center"/>
           </w:tcPr>
@@ -7543,7 +7540,7 @@
                 <w:sz w:val="20"/>
                 <w:szCs w:val="20"/>
               </w:rPr>
-              <w:t>SITUACIÓN SIGNIF</w:t>
+              <w:t>TÍTULO DE LA UNIDAD DID</w:t>
             </w:r>
             <w:r>
               <w:rPr>
@@ -7554,7 +7551,7 @@
                 <w:sz w:val="20"/>
                 <w:szCs w:val="20"/>
               </w:rPr>
-              <w:t>I</w:t>
+              <w:t>Á</w:t>
             </w:r>
             <w:r>
               <w:rPr>
@@ -7565,13 +7562,24 @@
                 <w:sz w:val="20"/>
                 <w:szCs w:val="20"/>
               </w:rPr>
-              <w:t>CATIVA</w:t>
-            </w:r>
-          </w:p>
-        </w:tc>
-        <w:tc>
-          <w:tcPr>
-            <w:tcW w:w="2015" w:type="dxa"/>
+              <w:t>CTICA</w:t>
+            </w:r>
+            <w:r>
+              <w:rPr>
+                <w:rFonts w:ascii="Arial Nova Cond" w:hAnsi="Arial Nova Cond" w:cs="Times New Roman"/>
+                <w:b/>
+                <w:bCs/>
+                <w:color w:val="000000" w:themeColor="text1"/>
+                <w:sz w:val="20"/>
+                <w:szCs w:val="20"/>
+              </w:rPr>
+              <w:t>.</w:t>
+            </w:r>
+          </w:p>
+        </w:tc>
+        <w:tc>
+          <w:tcPr>
+            <w:tcW w:w="2693" w:type="dxa"/>
             <w:shd w:val="clear" w:color="auto" w:fill="C1F0C7" w:themeFill="accent3" w:themeFillTint="33"/>
             <w:vAlign w:val="center"/>
           </w:tcPr>
@@ -7598,46 +7606,13 @@
                 <w:sz w:val="20"/>
                 <w:szCs w:val="20"/>
               </w:rPr>
-              <w:t>TÍTULO DE LA UNIDAD DID</w:t>
-            </w:r>
-            <w:r>
-              <w:rPr>
-                <w:rFonts w:ascii="Arial Nova Cond" w:hAnsi="Arial Nova Cond" w:cs="Times New Roman"/>
-                <w:b/>
-                <w:bCs/>
-                <w:color w:val="000000" w:themeColor="text1"/>
-                <w:sz w:val="20"/>
-                <w:szCs w:val="20"/>
-              </w:rPr>
-              <w:t>Á</w:t>
-            </w:r>
-            <w:r>
-              <w:rPr>
-                <w:rFonts w:ascii="Arial Nova Cond" w:hAnsi="Arial Nova Cond" w:cs="Times New Roman"/>
-                <w:b/>
-                <w:bCs/>
-                <w:color w:val="000000" w:themeColor="text1"/>
-                <w:sz w:val="20"/>
-                <w:szCs w:val="20"/>
-              </w:rPr>
-              <w:t>CTICA</w:t>
-            </w:r>
-            <w:r>
-              <w:rPr>
-                <w:rFonts w:ascii="Arial Nova Cond" w:hAnsi="Arial Nova Cond" w:cs="Times New Roman"/>
-                <w:b/>
-                <w:bCs/>
-                <w:color w:val="000000" w:themeColor="text1"/>
-                <w:sz w:val="20"/>
-                <w:szCs w:val="20"/>
-              </w:rPr>
-              <w:t>.</w:t>
-            </w:r>
-          </w:p>
-        </w:tc>
-        <w:tc>
-          <w:tcPr>
-            <w:tcW w:w="1634" w:type="dxa"/>
+              <w:t>CAMPO TEMATICO</w:t>
+            </w:r>
+          </w:p>
+        </w:tc>
+        <w:tc>
+          <w:tcPr>
+            <w:tcW w:w="1560" w:type="dxa"/>
             <w:shd w:val="clear" w:color="auto" w:fill="C1F0C7" w:themeFill="accent3" w:themeFillTint="33"/>
             <w:vAlign w:val="center"/>
           </w:tcPr>
@@ -7670,7 +7645,7 @@
         </w:tc>
         <w:tc>
           <w:tcPr>
-            <w:tcW w:w="1337" w:type="dxa"/>
+            <w:tcW w:w="1399" w:type="dxa"/>
             <w:shd w:val="clear" w:color="auto" w:fill="C1F0C7" w:themeFill="accent3" w:themeFillTint="33"/>
             <w:vAlign w:val="center"/>
           </w:tcPr>
@@ -7709,7 +7684,7 @@
         </w:trPr>
         <w:tc>
           <w:tcPr>
-            <w:tcW w:w="875" w:type="dxa"/>
+            <w:tcW w:w="818" w:type="dxa"/>
             <w:vMerge w:val="restart"/>
             <w:vAlign w:val="center"/>
           </w:tcPr>
@@ -7748,7 +7723,7 @@
         </w:tc>
         <w:tc>
           <w:tcPr>
-            <w:tcW w:w="1095" w:type="dxa"/>
+            <w:tcW w:w="1018" w:type="dxa"/>
             <w:vAlign w:val="center"/>
           </w:tcPr>
           <w:p>
@@ -7786,7 +7761,7 @@
         </w:tc>
         <w:tc>
           <w:tcPr>
-            <w:tcW w:w="1726" w:type="dxa"/>
+            <w:tcW w:w="5379" w:type="dxa"/>
             <w:vAlign w:val="center"/>
           </w:tcPr>
           <w:p>
@@ -7814,13 +7789,144 @@
                 <w:szCs w:val="20"/>
                 <w:lang w:val="es-ES_tradnl"/>
               </w:rPr>
-              <w:t>{{problemapotencialidad0}}</w:t>
-            </w:r>
-          </w:p>
-        </w:tc>
-        <w:tc>
-          <w:tcPr>
-            <w:tcW w:w="6169" w:type="dxa"/>
+              <w:t>{{situacionsignificativa0}}</w:t>
+            </w:r>
+          </w:p>
+        </w:tc>
+        <w:tc>
+          <w:tcPr>
+            <w:tcW w:w="1984" w:type="dxa"/>
+            <w:vAlign w:val="center"/>
+          </w:tcPr>
+          <w:p>
+            <w:pPr>
+              <w:autoSpaceDE w:val="0"/>
+              <w:autoSpaceDN w:val="0"/>
+              <w:adjustRightInd w:val="0"/>
+              <w:jc w:val="center"/>
+              <w:rPr>
+                <w:rFonts w:ascii="Arial Nova Cond" w:hAnsi="Arial Nova Cond" w:cs="Arial"/>
+                <w:color w:val="000000"/>
+                <w:kern w:val="0"/>
+                <w:sz w:val="20"/>
+                <w:szCs w:val="20"/>
+              </w:rPr>
+            </w:pPr>
+            <w:r>
+              <w:rPr>
+                <w:rFonts w:ascii="Arial Nova Cond" w:hAnsi="Arial Nova Cond" w:cs="Arial"/>
+                <w:color w:val="000000"/>
+                <w:kern w:val="0"/>
+                <w:sz w:val="20"/>
+                <w:szCs w:val="20"/>
+              </w:rPr>
+              <w:t>{{titulosituacionsignificativa0}}</w:t>
+            </w:r>
+          </w:p>
+        </w:tc>
+        <w:tc>
+          <w:tcPr>
+            <w:tcW w:w="2693" w:type="dxa"/>
+            <w:vAlign w:val="center"/>
+          </w:tcPr>
+          <w:p>
+            <w:pPr>
+              <w:autoSpaceDE w:val="0"/>
+              <w:autoSpaceDN w:val="0"/>
+              <w:adjustRightInd w:val="0"/>
+              <w:jc w:val="both"/>
+              <w:rPr>
+                <w:rFonts w:ascii="Arial Nova Cond" w:hAnsi="Arial Nova Cond" w:cs="Arial"/>
+                <w:color w:val="000000"/>
+                <w:kern w:val="0"/>
+                <w:sz w:val="20"/>
+                <w:szCs w:val="20"/>
+              </w:rPr>
+            </w:pPr>
+            <w:r>
+              <w:rPr>
+                <w:rFonts w:ascii="Arial Nova Cond" w:hAnsi="Arial Nova Cond" w:cs="Arial"/>
+                <w:color w:val="000000"/>
+                <w:kern w:val="0"/>
+                <w:sz w:val="20"/>
+                <w:szCs w:val="20"/>
+              </w:rPr>
+              <w:t>{{campotematico0}}</w:t>
+            </w:r>
+          </w:p>
+        </w:tc>
+        <w:tc>
+          <w:tcPr>
+            <w:tcW w:w="1560" w:type="dxa"/>
+            <w:vAlign w:val="center"/>
+          </w:tcPr>
+          <w:p>
+            <w:pPr>
+              <w:autoSpaceDE w:val="0"/>
+              <w:autoSpaceDN w:val="0"/>
+              <w:adjustRightInd w:val="0"/>
+              <w:jc w:val="both"/>
+              <w:rPr>
+                <w:rFonts w:ascii="Arial Nova Cond" w:hAnsi="Arial Nova Cond" w:cs="Arial"/>
+                <w:color w:val="000000"/>
+                <w:kern w:val="0"/>
+                <w:sz w:val="20"/>
+                <w:szCs w:val="20"/>
+              </w:rPr>
+            </w:pPr>
+            <w:r>
+              <w:rPr>
+                <w:rFonts w:ascii="Arial Nova Cond" w:hAnsi="Arial Nova Cond" w:cs="Arial"/>
+                <w:color w:val="000000"/>
+                <w:kern w:val="0"/>
+                <w:sz w:val="20"/>
+                <w:szCs w:val="20"/>
+              </w:rPr>
+              <w:t>{{competencias0}}</w:t>
+            </w:r>
+          </w:p>
+        </w:tc>
+        <w:tc>
+          <w:tcPr>
+            <w:tcW w:w="1399" w:type="dxa"/>
+            <w:vAlign w:val="center"/>
+          </w:tcPr>
+          <w:p>
+            <w:pPr>
+              <w:autoSpaceDE w:val="0"/>
+              <w:autoSpaceDN w:val="0"/>
+              <w:adjustRightInd w:val="0"/>
+              <w:jc w:val="both"/>
+              <w:rPr>
+                <w:rFonts w:ascii="Arial Nova Cond" w:hAnsi="Arial Nova Cond" w:cs="Arial"/>
+                <w:color w:val="000000"/>
+                <w:kern w:val="0"/>
+                <w:sz w:val="20"/>
+                <w:szCs w:val="20"/>
+              </w:rPr>
+            </w:pPr>
+            <w:r>
+              <w:rPr>
+                <w:rFonts w:ascii="Arial Nova Cond" w:hAnsi="Arial Nova Cond" w:cs="Arial"/>
+                <w:color w:val="000000"/>
+                <w:kern w:val="0"/>
+                <w:sz w:val="20"/>
+                <w:szCs w:val="20"/>
+              </w:rPr>
+              <w:t>{{producto0}}</w:t>
+            </w:r>
+          </w:p>
+        </w:tc>
+      </w:tr>
+      <w:tr>
+        <w:trPr>
+          <w:trHeight w:val="756"/>
+          <w:jc w:val="center"/>
+        </w:trPr>
+        <w:tc>
+          <w:tcPr>
+            <w:tcW w:w="818" w:type="dxa"/>
+            <w:vMerge/>
             <w:vAlign w:val="center"/>
           </w:tcPr>
           <w:p>
@@ -7833,6 +7939,71 @@
               </w:tabs>
               <w:spacing w:line="276" w:lineRule="auto"/>
               <w:ind w:left="0"/>
+              <w:jc w:val="center"/>
+              <w:rPr>
+                <w:rFonts w:ascii="Arial Nova Cond" w:eastAsia="Calibri" w:hAnsi="Arial Nova Cond" w:cs="Times New Roman"/>
+                <w:b/>
+                <w:bCs/>
+                <w:sz w:val="20"/>
+                <w:szCs w:val="20"/>
+                <w:lang w:val="es-ES_tradnl"/>
+              </w:rPr>
+            </w:pPr>
+          </w:p>
+        </w:tc>
+        <w:tc>
+          <w:tcPr>
+            <w:tcW w:w="1018" w:type="dxa"/>
+            <w:vAlign w:val="center"/>
+          </w:tcPr>
+          <w:p>
+            <w:pPr>
+              <w:pStyle w:val="Prrafodelista"/>
+              <w:tabs>
+                <w:tab w:val="left" w:pos="0"/>
+                <w:tab w:val="left" w:pos="142"/>
+                <w:tab w:val="left" w:pos="284"/>
+              </w:tabs>
+              <w:spacing w:line="276" w:lineRule="auto"/>
+              <w:ind w:left="0"/>
+              <w:jc w:val="center"/>
+              <w:rPr>
+                <w:rFonts w:ascii="Arial Nova Cond" w:eastAsia="Calibri" w:hAnsi="Arial Nova Cond" w:cs="Times New Roman"/>
+                <w:b/>
+                <w:bCs/>
+                <w:sz w:val="20"/>
+                <w:szCs w:val="20"/>
+                <w:lang w:val="es-ES_tradnl"/>
+              </w:rPr>
+            </w:pPr>
+            <w:r>
+              <w:rPr>
+                <w:rFonts w:ascii="Arial Nova Cond" w:eastAsia="Calibri" w:hAnsi="Arial Nova Cond" w:cs="Times New Roman"/>
+                <w:b/>
+                <w:bCs/>
+                <w:sz w:val="20"/>
+                <w:szCs w:val="20"/>
+                <w:lang w:val="es-ES_tradnl"/>
+              </w:rPr>
+              <w:t>U 1</w:t>
+            </w:r>
+          </w:p>
+        </w:tc>
+        <w:tc>
+          <w:tcPr>
+            <w:tcW w:w="5379" w:type="dxa"/>
+            <w:vAlign w:val="center"/>
+          </w:tcPr>
+          <w:p>
+            <w:pPr>
+              <w:pStyle w:val="Prrafodelista"/>
+              <w:tabs>
+                <w:tab w:val="left" w:pos="0"/>
+                <w:tab w:val="left" w:pos="142"/>
+                <w:tab w:val="left" w:pos="284"/>
+              </w:tabs>
+              <w:spacing w:line="276" w:lineRule="auto"/>
+              <w:ind w:left="0"/>
               <w:jc w:val="both"/>
               <w:rPr>
                 <w:rFonts w:ascii="Arial Nova Cond" w:eastAsia="Calibri" w:hAnsi="Arial Nova Cond" w:cs="Times New Roman"/>
@@ -7848,13 +8019,13 @@
                 <w:szCs w:val="20"/>
                 <w:lang w:val="es-ES_tradnl"/>
               </w:rPr>
-              <w:t>{{situacionsignificativa0}}</w:t>
-            </w:r>
-          </w:p>
-        </w:tc>
-        <w:tc>
-          <w:tcPr>
-            <w:tcW w:w="2015" w:type="dxa"/>
+              <w:t>{{situacionsignificativa1}}</w:t>
+            </w:r>
+          </w:p>
+        </w:tc>
+        <w:tc>
+          <w:tcPr>
+            <w:tcW w:w="1984" w:type="dxa"/>
             <w:vAlign w:val="center"/>
           </w:tcPr>
           <w:p>
@@ -7865,7 +8036,7 @@
               <w:jc w:val="center"/>
               <w:rPr>
                 <w:rFonts w:ascii="Arial Nova Cond" w:hAnsi="Arial Nova Cond" w:cs="Arial"/>
-                <w:color w:val="000000"/>
+                <w:color w:val="000000" w:themeColor="text1"/>
                 <w:kern w:val="0"/>
                 <w:sz w:val="20"/>
                 <w:szCs w:val="20"/>
@@ -7879,13 +8050,13 @@
                 <w:sz w:val="20"/>
                 <w:szCs w:val="20"/>
               </w:rPr>
-              <w:t>{{titulosituacionsignificativa0}}</w:t>
-            </w:r>
-          </w:p>
-        </w:tc>
-        <w:tc>
-          <w:tcPr>
-            <w:tcW w:w="1634" w:type="dxa"/>
+              <w:t>{{titulosituacionsignificativa1}}</w:t>
+            </w:r>
+          </w:p>
+        </w:tc>
+        <w:tc>
+          <w:tcPr>
+            <w:tcW w:w="2693" w:type="dxa"/>
             <w:vAlign w:val="center"/>
           </w:tcPr>
           <w:p>
@@ -7910,13 +8081,13 @@
                 <w:sz w:val="20"/>
                 <w:szCs w:val="20"/>
               </w:rPr>
-              <w:t>{{competencias0}}</w:t>
-            </w:r>
-          </w:p>
-        </w:tc>
-        <w:tc>
-          <w:tcPr>
-            <w:tcW w:w="1337" w:type="dxa"/>
+              <w:t>{{campotematico1}}</w:t>
+            </w:r>
+          </w:p>
+        </w:tc>
+        <w:tc>
+          <w:tcPr>
+            <w:tcW w:w="1560" w:type="dxa"/>
             <w:vAlign w:val="center"/>
           </w:tcPr>
           <w:p>
@@ -7924,7 +8095,7 @@
               <w:autoSpaceDE w:val="0"/>
               <w:autoSpaceDN w:val="0"/>
               <w:adjustRightInd w:val="0"/>
-              <w:jc w:val="center"/>
+              <w:jc w:val="both"/>
               <w:rPr>
                 <w:rFonts w:ascii="Arial Nova Cond" w:hAnsi="Arial Nova Cond" w:cs="Arial"/>
                 <w:color w:val="000000"/>
@@ -7941,7 +8112,38 @@
                 <w:sz w:val="20"/>
                 <w:szCs w:val="20"/>
               </w:rPr>
-              <w:t>{{producto0}}</w:t>
+              <w:t>{{competencias1}}</w:t>
+            </w:r>
+          </w:p>
+        </w:tc>
+        <w:tc>
+          <w:tcPr>
+            <w:tcW w:w="1399" w:type="dxa"/>
+            <w:vAlign w:val="center"/>
+          </w:tcPr>
+          <w:p>
+            <w:pPr>
+              <w:autoSpaceDE w:val="0"/>
+              <w:autoSpaceDN w:val="0"/>
+              <w:adjustRightInd w:val="0"/>
+              <w:jc w:val="both"/>
+              <w:rPr>
+                <w:rFonts w:ascii="Arial Nova Cond" w:hAnsi="Arial Nova Cond" w:cs="Arial"/>
+                <w:color w:val="000000"/>
+                <w:kern w:val="0"/>
+                <w:sz w:val="20"/>
+                <w:szCs w:val="20"/>
+              </w:rPr>
+            </w:pPr>
+            <w:r>
+              <w:rPr>
+                <w:rFonts w:ascii="Arial Nova Cond" w:hAnsi="Arial Nova Cond" w:cs="Arial"/>
+                <w:color w:val="000000"/>
+                <w:kern w:val="0"/>
+                <w:sz w:val="20"/>
+                <w:szCs w:val="20"/>
+              </w:rPr>
+              <w:t>{{producto1}}</w:t>
             </w:r>
           </w:p>
         </w:tc>
@@ -7953,7 +8155,7 @@
         </w:trPr>
         <w:tc>
           <w:tcPr>
-            <w:tcW w:w="875" w:type="dxa"/>
+            <w:tcW w:w="818" w:type="dxa"/>
             <w:vMerge/>
             <w:vAlign w:val="center"/>
           </w:tcPr>
@@ -7981,7 +8183,7 @@
         </w:tc>
         <w:tc>
           <w:tcPr>
-            <w:tcW w:w="1095" w:type="dxa"/>
+            <w:tcW w:w="1018" w:type="dxa"/>
             <w:vAlign w:val="center"/>
           </w:tcPr>
           <w:p>
@@ -8013,39 +8215,13 @@
                 <w:szCs w:val="20"/>
                 <w:lang w:val="es-ES_tradnl"/>
               </w:rPr>
-              <w:t>U 1</w:t>
-            </w:r>
-          </w:p>
-        </w:tc>
-        <w:tc>
-          <w:tcPr>
-            <w:tcW w:w="1726" w:type="dxa"/>
-            <w:vAlign w:val="center"/>
-          </w:tcPr>
-          <w:p>
-            <w:pPr>
-              <w:pStyle w:val="NormalWeb"/>
-              <w:jc w:val="both"/>
-              <w:rPr>
-                <w:rFonts w:ascii="Arial Nova Cond" w:hAnsi="Arial Nova Cond"/>
-                <w:sz w:val="20"/>
-                <w:szCs w:val="20"/>
-              </w:rPr>
-            </w:pPr>
-            <w:r>
-              <w:rPr>
-                <w:rFonts w:ascii="Arial Nova Cond" w:eastAsia="Calibri" w:hAnsi="Arial Nova Cond"/>
-                <w:sz w:val="20"/>
-                <w:szCs w:val="20"/>
-                <w:lang w:val="es-ES_tradnl"/>
-              </w:rPr>
-              <w:t>{{problemapotencialidad1}}</w:t>
-            </w:r>
-          </w:p>
-        </w:tc>
-        <w:tc>
-          <w:tcPr>
-            <w:tcW w:w="6169" w:type="dxa"/>
+              <w:t>U 2</w:t>
+            </w:r>
+          </w:p>
+        </w:tc>
+        <w:tc>
+          <w:tcPr>
+            <w:tcW w:w="5379" w:type="dxa"/>
             <w:vAlign w:val="center"/>
           </w:tcPr>
           <w:p>
@@ -8073,13 +8249,13 @@
                 <w:szCs w:val="20"/>
                 <w:lang w:val="es-ES_tradnl"/>
               </w:rPr>
-              <w:t>{{situacionsignificativa1}}</w:t>
-            </w:r>
-          </w:p>
-        </w:tc>
-        <w:tc>
-          <w:tcPr>
-            <w:tcW w:w="2015" w:type="dxa"/>
+              <w:t>{{situacionsignificativa2}}</w:t>
+            </w:r>
+          </w:p>
+        </w:tc>
+        <w:tc>
+          <w:tcPr>
+            <w:tcW w:w="1984" w:type="dxa"/>
             <w:vAlign w:val="center"/>
           </w:tcPr>
           <w:p>
@@ -8090,7 +8266,7 @@
               <w:jc w:val="center"/>
               <w:rPr>
                 <w:rFonts w:ascii="Arial Nova Cond" w:hAnsi="Arial Nova Cond" w:cs="Arial"/>
-                <w:color w:val="000000" w:themeColor="text1"/>
+                <w:color w:val="000000"/>
                 <w:kern w:val="0"/>
                 <w:sz w:val="20"/>
                 <w:szCs w:val="20"/>
@@ -8104,13 +8280,13 @@
                 <w:sz w:val="20"/>
                 <w:szCs w:val="20"/>
               </w:rPr>
-              <w:t>{{titulosituacionsignificativa1}}</w:t>
-            </w:r>
-          </w:p>
-        </w:tc>
-        <w:tc>
-          <w:tcPr>
-            <w:tcW w:w="1634" w:type="dxa"/>
+              <w:t>{{titulosituacionsignificativa2}}</w:t>
+            </w:r>
+          </w:p>
+        </w:tc>
+        <w:tc>
+          <w:tcPr>
+            <w:tcW w:w="2693" w:type="dxa"/>
             <w:vAlign w:val="center"/>
           </w:tcPr>
           <w:p>
@@ -8135,13 +8311,13 @@
                 <w:sz w:val="20"/>
                 <w:szCs w:val="20"/>
               </w:rPr>
-              <w:t>{{competencias1}}</w:t>
-            </w:r>
-          </w:p>
-        </w:tc>
-        <w:tc>
-          <w:tcPr>
-            <w:tcW w:w="1337" w:type="dxa"/>
+              <w:t>{{campotematico2}}</w:t>
+            </w:r>
+          </w:p>
+        </w:tc>
+        <w:tc>
+          <w:tcPr>
+            <w:tcW w:w="1560" w:type="dxa"/>
             <w:vAlign w:val="center"/>
           </w:tcPr>
           <w:p>
@@ -8149,7 +8325,7 @@
               <w:autoSpaceDE w:val="0"/>
               <w:autoSpaceDN w:val="0"/>
               <w:adjustRightInd w:val="0"/>
-              <w:jc w:val="center"/>
+              <w:jc w:val="both"/>
               <w:rPr>
                 <w:rFonts w:ascii="Arial Nova Cond" w:hAnsi="Arial Nova Cond" w:cs="Arial"/>
                 <w:color w:val="000000"/>
@@ -8166,7 +8342,38 @@
                 <w:sz w:val="20"/>
                 <w:szCs w:val="20"/>
               </w:rPr>
-              <w:t>{{producto1}}</w:t>
+              <w:t>{{competencias2}}</w:t>
+            </w:r>
+          </w:p>
+        </w:tc>
+        <w:tc>
+          <w:tcPr>
+            <w:tcW w:w="1399" w:type="dxa"/>
+            <w:vAlign w:val="center"/>
+          </w:tcPr>
+          <w:p>
+            <w:pPr>
+              <w:autoSpaceDE w:val="0"/>
+              <w:autoSpaceDN w:val="0"/>
+              <w:adjustRightInd w:val="0"/>
+              <w:jc w:val="both"/>
+              <w:rPr>
+                <w:rFonts w:ascii="Arial Nova Cond" w:hAnsi="Arial Nova Cond" w:cs="Arial"/>
+                <w:color w:val="000000"/>
+                <w:kern w:val="0"/>
+                <w:sz w:val="20"/>
+                <w:szCs w:val="20"/>
+              </w:rPr>
+            </w:pPr>
+            <w:r>
+              <w:rPr>
+                <w:rFonts w:ascii="Arial Nova Cond" w:hAnsi="Arial Nova Cond" w:cs="Arial"/>
+                <w:color w:val="000000"/>
+                <w:kern w:val="0"/>
+                <w:sz w:val="20"/>
+                <w:szCs w:val="20"/>
+              </w:rPr>
+              <w:t>{{producto2}}</w:t>
             </w:r>
           </w:p>
         </w:tc>
@@ -8178,8 +8385,8 @@
         </w:trPr>
         <w:tc>
           <w:tcPr>
-            <w:tcW w:w="875" w:type="dxa"/>
-            <w:vMerge/>
+            <w:tcW w:w="818" w:type="dxa"/>
+            <w:vMerge w:val="restart"/>
             <w:vAlign w:val="center"/>
           </w:tcPr>
           <w:p>
@@ -8202,11 +8409,22 @@
                 <w:lang w:val="es-ES_tradnl"/>
               </w:rPr>
             </w:pPr>
-          </w:p>
-        </w:tc>
-        <w:tc>
-          <w:tcPr>
-            <w:tcW w:w="1095" w:type="dxa"/>
+            <w:r>
+              <w:rPr>
+                <w:rFonts w:ascii="Arial Nova Cond" w:eastAsia="Calibri" w:hAnsi="Arial Nova Cond" w:cs="Times New Roman"/>
+                <w:b/>
+                <w:bCs/>
+                <w:sz w:val="20"/>
+                <w:szCs w:val="20"/>
+                <w:lang w:val="es-ES_tradnl"/>
+              </w:rPr>
+              <w:t>II</w:t>
+            </w:r>
+          </w:p>
+        </w:tc>
+        <w:tc>
+          <w:tcPr>
+            <w:tcW w:w="1018" w:type="dxa"/>
             <w:vAlign w:val="center"/>
           </w:tcPr>
           <w:p>
@@ -8238,39 +8456,13 @@
                 <w:szCs w:val="20"/>
                 <w:lang w:val="es-ES_tradnl"/>
               </w:rPr>
-              <w:t>U 2</w:t>
-            </w:r>
-          </w:p>
-        </w:tc>
-        <w:tc>
-          <w:tcPr>
-            <w:tcW w:w="1726" w:type="dxa"/>
-            <w:vAlign w:val="center"/>
-          </w:tcPr>
-          <w:p>
-            <w:pPr>
-              <w:pStyle w:val="NormalWeb"/>
-              <w:jc w:val="both"/>
-              <w:rPr>
-                <w:rFonts w:ascii="Arial Nova Cond" w:eastAsia="Calibri" w:hAnsi="Arial Nova Cond"/>
-                <w:sz w:val="20"/>
-                <w:szCs w:val="20"/>
-              </w:rPr>
-            </w:pPr>
-            <w:r>
-              <w:rPr>
-                <w:rFonts w:ascii="Arial Nova Cond" w:eastAsia="Calibri" w:hAnsi="Arial Nova Cond"/>
-                <w:sz w:val="20"/>
-                <w:szCs w:val="20"/>
-                <w:lang w:val="es-ES_tradnl"/>
-              </w:rPr>
-              <w:t>{{problemapotencialidad2}}</w:t>
-            </w:r>
-          </w:p>
-        </w:tc>
-        <w:tc>
-          <w:tcPr>
-            <w:tcW w:w="6169" w:type="dxa"/>
+              <w:t>U 3</w:t>
+            </w:r>
+          </w:p>
+        </w:tc>
+        <w:tc>
+          <w:tcPr>
+            <w:tcW w:w="5379" w:type="dxa"/>
             <w:vAlign w:val="center"/>
           </w:tcPr>
           <w:p>
@@ -8286,6 +8478,7 @@
               <w:jc w:val="both"/>
               <w:rPr>
                 <w:rFonts w:ascii="Arial Nova Cond" w:eastAsia="Calibri" w:hAnsi="Arial Nova Cond" w:cs="Times New Roman"/>
+                <w:color w:val="000000" w:themeColor="text1"/>
                 <w:sz w:val="20"/>
                 <w:szCs w:val="20"/>
                 <w:lang w:val="es-ES_tradnl"/>
@@ -8298,13 +8491,13 @@
                 <w:szCs w:val="20"/>
                 <w:lang w:val="es-ES_tradnl"/>
               </w:rPr>
-              <w:t>{{situacionsignificativa2}}</w:t>
-            </w:r>
-          </w:p>
-        </w:tc>
-        <w:tc>
-          <w:tcPr>
-            <w:tcW w:w="2015" w:type="dxa"/>
+              <w:t>{{situacionsignificativa3}}</w:t>
+            </w:r>
+          </w:p>
+        </w:tc>
+        <w:tc>
+          <w:tcPr>
+            <w:tcW w:w="1984" w:type="dxa"/>
             <w:vAlign w:val="center"/>
           </w:tcPr>
           <w:p>
@@ -8315,7 +8508,7 @@
               <w:jc w:val="center"/>
               <w:rPr>
                 <w:rFonts w:ascii="Arial Nova Cond" w:hAnsi="Arial Nova Cond" w:cs="Arial"/>
-                <w:color w:val="000000"/>
+                <w:color w:val="215E99" w:themeColor="text2" w:themeTint="BF"/>
                 <w:kern w:val="0"/>
                 <w:sz w:val="20"/>
                 <w:szCs w:val="20"/>
@@ -8329,13 +8522,13 @@
                 <w:sz w:val="20"/>
                 <w:szCs w:val="20"/>
               </w:rPr>
-              <w:t>{{titulosituacionsignificativa2}}</w:t>
-            </w:r>
-          </w:p>
-        </w:tc>
-        <w:tc>
-          <w:tcPr>
-            <w:tcW w:w="1634" w:type="dxa"/>
+              <w:t>{{titulosituacionsignificativa3}}</w:t>
+            </w:r>
+          </w:p>
+        </w:tc>
+        <w:tc>
+          <w:tcPr>
+            <w:tcW w:w="2693" w:type="dxa"/>
             <w:vAlign w:val="center"/>
           </w:tcPr>
           <w:p>
@@ -8360,13 +8553,13 @@
                 <w:sz w:val="20"/>
                 <w:szCs w:val="20"/>
               </w:rPr>
-              <w:t>{{competencias2}}</w:t>
-            </w:r>
-          </w:p>
-        </w:tc>
-        <w:tc>
-          <w:tcPr>
-            <w:tcW w:w="1337" w:type="dxa"/>
+              <w:t>{{campotematico3}}</w:t>
+            </w:r>
+          </w:p>
+        </w:tc>
+        <w:tc>
+          <w:tcPr>
+            <w:tcW w:w="1560" w:type="dxa"/>
             <w:vAlign w:val="center"/>
           </w:tcPr>
           <w:p>
@@ -8374,7 +8567,7 @@
               <w:autoSpaceDE w:val="0"/>
               <w:autoSpaceDN w:val="0"/>
               <w:adjustRightInd w:val="0"/>
-              <w:jc w:val="center"/>
+              <w:jc w:val="both"/>
               <w:rPr>
                 <w:rFonts w:ascii="Arial Nova Cond" w:hAnsi="Arial Nova Cond" w:cs="Arial"/>
                 <w:color w:val="000000"/>
@@ -8391,7 +8584,38 @@
                 <w:sz w:val="20"/>
                 <w:szCs w:val="20"/>
               </w:rPr>
-              <w:t>{{producto2}}</w:t>
+              <w:t>{{competencias3}}</w:t>
+            </w:r>
+          </w:p>
+        </w:tc>
+        <w:tc>
+          <w:tcPr>
+            <w:tcW w:w="1399" w:type="dxa"/>
+            <w:vAlign w:val="center"/>
+          </w:tcPr>
+          <w:p>
+            <w:pPr>
+              <w:autoSpaceDE w:val="0"/>
+              <w:autoSpaceDN w:val="0"/>
+              <w:adjustRightInd w:val="0"/>
+              <w:jc w:val="both"/>
+              <w:rPr>
+                <w:rFonts w:ascii="Arial Nova Cond" w:hAnsi="Arial Nova Cond" w:cs="Arial"/>
+                <w:color w:val="000000"/>
+                <w:kern w:val="0"/>
+                <w:sz w:val="20"/>
+                <w:szCs w:val="20"/>
+              </w:rPr>
+            </w:pPr>
+            <w:r>
+              <w:rPr>
+                <w:rFonts w:ascii="Arial Nova Cond" w:hAnsi="Arial Nova Cond" w:cs="Arial"/>
+                <w:color w:val="000000"/>
+                <w:kern w:val="0"/>
+                <w:sz w:val="20"/>
+                <w:szCs w:val="20"/>
+              </w:rPr>
+              <w:t>{{producto3}}</w:t>
             </w:r>
           </w:p>
         </w:tc>
@@ -8403,8 +8627,8 @@
         </w:trPr>
         <w:tc>
           <w:tcPr>
-            <w:tcW w:w="875" w:type="dxa"/>
-            <w:vMerge w:val="restart"/>
+            <w:tcW w:w="818" w:type="dxa"/>
+            <w:vMerge/>
             <w:vAlign w:val="center"/>
           </w:tcPr>
           <w:p>
@@ -8427,22 +8651,11 @@
                 <w:lang w:val="es-ES_tradnl"/>
               </w:rPr>
             </w:pPr>
-            <w:r>
-              <w:rPr>
-                <w:rFonts w:ascii="Arial Nova Cond" w:eastAsia="Calibri" w:hAnsi="Arial Nova Cond" w:cs="Times New Roman"/>
-                <w:b/>
-                <w:bCs/>
-                <w:sz w:val="20"/>
-                <w:szCs w:val="20"/>
-                <w:lang w:val="es-ES_tradnl"/>
-              </w:rPr>
-              <w:t>II</w:t>
-            </w:r>
-          </w:p>
-        </w:tc>
-        <w:tc>
-          <w:tcPr>
-            <w:tcW w:w="1095" w:type="dxa"/>
+          </w:p>
+        </w:tc>
+        <w:tc>
+          <w:tcPr>
+            <w:tcW w:w="1018" w:type="dxa"/>
             <w:vAlign w:val="center"/>
           </w:tcPr>
           <w:p>
@@ -8474,39 +8687,13 @@
                 <w:szCs w:val="20"/>
                 <w:lang w:val="es-ES_tradnl"/>
               </w:rPr>
-              <w:t>U 3</w:t>
-            </w:r>
-          </w:p>
-        </w:tc>
-        <w:tc>
-          <w:tcPr>
-            <w:tcW w:w="1726" w:type="dxa"/>
-            <w:vAlign w:val="center"/>
-          </w:tcPr>
-          <w:p>
-            <w:pPr>
-              <w:pStyle w:val="Sinespaciado"/>
-              <w:jc w:val="both"/>
-              <w:rPr>
-                <w:rFonts w:ascii="Arial Nova Cond" w:eastAsia="Times New Roman" w:hAnsi="Arial Nova Cond" w:cs="Times New Roman"/>
-                <w:sz w:val="20"/>
-                <w:szCs w:val="20"/>
-              </w:rPr>
-            </w:pPr>
-            <w:r>
-              <w:rPr>
-                <w:rFonts w:ascii="Arial Nova Cond" w:eastAsia="Calibri" w:hAnsi="Arial Nova Cond" w:cs="Times New Roman"/>
-                <w:sz w:val="20"/>
-                <w:szCs w:val="20"/>
-                <w:lang w:val="es-ES_tradnl"/>
-              </w:rPr>
-              <w:t>{{problemapotencialidad3}}</w:t>
-            </w:r>
-          </w:p>
-        </w:tc>
-        <w:tc>
-          <w:tcPr>
-            <w:tcW w:w="6169" w:type="dxa"/>
+              <w:t>U 4</w:t>
+            </w:r>
+          </w:p>
+        </w:tc>
+        <w:tc>
+          <w:tcPr>
+            <w:tcW w:w="5379" w:type="dxa"/>
             <w:vAlign w:val="center"/>
           </w:tcPr>
           <w:p>
@@ -8535,13 +8722,13 @@
                 <w:szCs w:val="20"/>
                 <w:lang w:val="es-ES_tradnl"/>
               </w:rPr>
-              <w:t>{{situacionsignificativa3}}</w:t>
-            </w:r>
-          </w:p>
-        </w:tc>
-        <w:tc>
-          <w:tcPr>
-            <w:tcW w:w="2015" w:type="dxa"/>
+              <w:t>{{situacionsignificativa4}}</w:t>
+            </w:r>
+          </w:p>
+        </w:tc>
+        <w:tc>
+          <w:tcPr>
+            <w:tcW w:w="1984" w:type="dxa"/>
             <w:vAlign w:val="center"/>
           </w:tcPr>
           <w:p>
@@ -8552,7 +8739,7 @@
               <w:jc w:val="center"/>
               <w:rPr>
                 <w:rFonts w:ascii="Arial Nova Cond" w:hAnsi="Arial Nova Cond" w:cs="Arial"/>
-                <w:color w:val="215E99" w:themeColor="text2" w:themeTint="BF"/>
+                <w:color w:val="000000" w:themeColor="text1"/>
                 <w:kern w:val="0"/>
                 <w:sz w:val="20"/>
                 <w:szCs w:val="20"/>
@@ -8566,13 +8753,13 @@
                 <w:sz w:val="20"/>
                 <w:szCs w:val="20"/>
               </w:rPr>
-              <w:t>{{titulosituacionsignificativa3}}</w:t>
-            </w:r>
-          </w:p>
-        </w:tc>
-        <w:tc>
-          <w:tcPr>
-            <w:tcW w:w="1634" w:type="dxa"/>
+              <w:t>{{titulosituacionsignificativa4}}</w:t>
+            </w:r>
+          </w:p>
+        </w:tc>
+        <w:tc>
+          <w:tcPr>
+            <w:tcW w:w="2693" w:type="dxa"/>
             <w:vAlign w:val="center"/>
           </w:tcPr>
           <w:p>
@@ -8597,13 +8784,13 @@
                 <w:sz w:val="20"/>
                 <w:szCs w:val="20"/>
               </w:rPr>
-              <w:t>{{competencias3}}</w:t>
-            </w:r>
-          </w:p>
-        </w:tc>
-        <w:tc>
-          <w:tcPr>
-            <w:tcW w:w="1337" w:type="dxa"/>
+              <w:t>{{campotematico4}}</w:t>
+            </w:r>
+          </w:p>
+        </w:tc>
+        <w:tc>
+          <w:tcPr>
+            <w:tcW w:w="1560" w:type="dxa"/>
             <w:vAlign w:val="center"/>
           </w:tcPr>
           <w:p>
@@ -8611,7 +8798,7 @@
               <w:autoSpaceDE w:val="0"/>
               <w:autoSpaceDN w:val="0"/>
               <w:adjustRightInd w:val="0"/>
-              <w:jc w:val="center"/>
+              <w:jc w:val="both"/>
               <w:rPr>
                 <w:rFonts w:ascii="Arial Nova Cond" w:hAnsi="Arial Nova Cond" w:cs="Arial"/>
                 <w:color w:val="000000"/>
@@ -8628,7 +8815,38 @@
                 <w:sz w:val="20"/>
                 <w:szCs w:val="20"/>
               </w:rPr>
-              <w:t>{{producto3}}</w:t>
+              <w:t>{{competencias4}}</w:t>
+            </w:r>
+          </w:p>
+        </w:tc>
+        <w:tc>
+          <w:tcPr>
+            <w:tcW w:w="1399" w:type="dxa"/>
+            <w:vAlign w:val="center"/>
+          </w:tcPr>
+          <w:p>
+            <w:pPr>
+              <w:autoSpaceDE w:val="0"/>
+              <w:autoSpaceDN w:val="0"/>
+              <w:adjustRightInd w:val="0"/>
+              <w:jc w:val="both"/>
+              <w:rPr>
+                <w:rFonts w:ascii="Arial Nova Cond" w:hAnsi="Arial Nova Cond" w:cs="Arial"/>
+                <w:color w:val="000000"/>
+                <w:kern w:val="0"/>
+                <w:sz w:val="20"/>
+                <w:szCs w:val="20"/>
+              </w:rPr>
+            </w:pPr>
+            <w:r>
+              <w:rPr>
+                <w:rFonts w:ascii="Arial Nova Cond" w:hAnsi="Arial Nova Cond" w:cs="Arial"/>
+                <w:color w:val="000000"/>
+                <w:kern w:val="0"/>
+                <w:sz w:val="20"/>
+                <w:szCs w:val="20"/>
+              </w:rPr>
+              <w:t>{{producto4}}</w:t>
             </w:r>
           </w:p>
         </w:tc>
@@ -8640,8 +8858,8 @@
         </w:trPr>
         <w:tc>
           <w:tcPr>
-            <w:tcW w:w="875" w:type="dxa"/>
-            <w:vMerge/>
+            <w:tcW w:w="818" w:type="dxa"/>
+            <w:vMerge w:val="restart"/>
             <w:vAlign w:val="center"/>
           </w:tcPr>
           <w:p>
@@ -8664,11 +8882,22 @@
                 <w:lang w:val="es-ES_tradnl"/>
               </w:rPr>
             </w:pPr>
-          </w:p>
-        </w:tc>
-        <w:tc>
-          <w:tcPr>
-            <w:tcW w:w="1095" w:type="dxa"/>
+            <w:r>
+              <w:rPr>
+                <w:rFonts w:ascii="Arial Nova Cond" w:eastAsia="Calibri" w:hAnsi="Arial Nova Cond" w:cs="Times New Roman"/>
+                <w:b/>
+                <w:bCs/>
+                <w:sz w:val="20"/>
+                <w:szCs w:val="20"/>
+                <w:lang w:val="es-ES_tradnl"/>
+              </w:rPr>
+              <w:t>III</w:t>
+            </w:r>
+          </w:p>
+        </w:tc>
+        <w:tc>
+          <w:tcPr>
+            <w:tcW w:w="1018" w:type="dxa"/>
             <w:vAlign w:val="center"/>
           </w:tcPr>
           <w:p>
@@ -8700,39 +8929,13 @@
                 <w:szCs w:val="20"/>
                 <w:lang w:val="es-ES_tradnl"/>
               </w:rPr>
-              <w:t>U 4</w:t>
-            </w:r>
-          </w:p>
-        </w:tc>
-        <w:tc>
-          <w:tcPr>
-            <w:tcW w:w="1726" w:type="dxa"/>
-            <w:vAlign w:val="center"/>
-          </w:tcPr>
-          <w:p>
-            <w:pPr>
-              <w:pStyle w:val="Sinespaciado"/>
-              <w:jc w:val="both"/>
-              <w:rPr>
-                <w:rFonts w:ascii="Arial Nova Cond" w:hAnsi="Arial Nova Cond"/>
-                <w:sz w:val="20"/>
-                <w:szCs w:val="20"/>
-              </w:rPr>
-            </w:pPr>
-            <w:r>
-              <w:rPr>
-                <w:rFonts w:ascii="Arial Nova Cond" w:eastAsia="Calibri" w:hAnsi="Arial Nova Cond" w:cs="Times New Roman"/>
-                <w:sz w:val="20"/>
-                <w:szCs w:val="20"/>
-                <w:lang w:val="es-ES_tradnl"/>
-              </w:rPr>
-              <w:t>{{problemapotencialidad4}}</w:t>
-            </w:r>
-          </w:p>
-        </w:tc>
-        <w:tc>
-          <w:tcPr>
-            <w:tcW w:w="6169" w:type="dxa"/>
+              <w:t>U 5</w:t>
+            </w:r>
+          </w:p>
+        </w:tc>
+        <w:tc>
+          <w:tcPr>
+            <w:tcW w:w="5379" w:type="dxa"/>
             <w:vAlign w:val="center"/>
           </w:tcPr>
           <w:p>
@@ -8761,13 +8964,13 @@
                 <w:szCs w:val="20"/>
                 <w:lang w:val="es-ES_tradnl"/>
               </w:rPr>
-              <w:t>{{situacionsignificativa4}}</w:t>
-            </w:r>
-          </w:p>
-        </w:tc>
-        <w:tc>
-          <w:tcPr>
-            <w:tcW w:w="2015" w:type="dxa"/>
+              <w:t xml:space="preserve">{{situacionsignificativa5}} </w:t>
+            </w:r>
+          </w:p>
+        </w:tc>
+        <w:tc>
+          <w:tcPr>
+            <w:tcW w:w="1984" w:type="dxa"/>
             <w:vAlign w:val="center"/>
           </w:tcPr>
           <w:p>
@@ -8792,13 +8995,13 @@
                 <w:sz w:val="20"/>
                 <w:szCs w:val="20"/>
               </w:rPr>
-              <w:t>{{titulosituacionsignificativa4}}</w:t>
-            </w:r>
-          </w:p>
-        </w:tc>
-        <w:tc>
-          <w:tcPr>
-            <w:tcW w:w="1634" w:type="dxa"/>
+              <w:t>{{titulosituacionsignificativa5}}</w:t>
+            </w:r>
+          </w:p>
+        </w:tc>
+        <w:tc>
+          <w:tcPr>
+            <w:tcW w:w="2693" w:type="dxa"/>
             <w:vAlign w:val="center"/>
           </w:tcPr>
           <w:p>
@@ -8823,13 +9026,13 @@
                 <w:sz w:val="20"/>
                 <w:szCs w:val="20"/>
               </w:rPr>
-              <w:t>{{competencias4}}</w:t>
-            </w:r>
-          </w:p>
-        </w:tc>
-        <w:tc>
-          <w:tcPr>
-            <w:tcW w:w="1337" w:type="dxa"/>
+              <w:t>{{campotematico5}}</w:t>
+            </w:r>
+          </w:p>
+        </w:tc>
+        <w:tc>
+          <w:tcPr>
+            <w:tcW w:w="1560" w:type="dxa"/>
             <w:vAlign w:val="center"/>
           </w:tcPr>
           <w:p>
@@ -8837,7 +9040,7 @@
               <w:autoSpaceDE w:val="0"/>
               <w:autoSpaceDN w:val="0"/>
               <w:adjustRightInd w:val="0"/>
-              <w:jc w:val="center"/>
+              <w:jc w:val="both"/>
               <w:rPr>
                 <w:rFonts w:ascii="Arial Nova Cond" w:hAnsi="Arial Nova Cond" w:cs="Arial"/>
                 <w:color w:val="000000"/>
@@ -8854,7 +9057,38 @@
                 <w:sz w:val="20"/>
                 <w:szCs w:val="20"/>
               </w:rPr>
-              <w:t>{{producto4}}</w:t>
+              <w:t>{{competencias5}}</w:t>
+            </w:r>
+          </w:p>
+        </w:tc>
+        <w:tc>
+          <w:tcPr>
+            <w:tcW w:w="1399" w:type="dxa"/>
+            <w:vAlign w:val="center"/>
+          </w:tcPr>
+          <w:p>
+            <w:pPr>
+              <w:autoSpaceDE w:val="0"/>
+              <w:autoSpaceDN w:val="0"/>
+              <w:adjustRightInd w:val="0"/>
+              <w:jc w:val="both"/>
+              <w:rPr>
+                <w:rFonts w:ascii="Arial Nova Cond" w:hAnsi="Arial Nova Cond" w:cs="Arial"/>
+                <w:color w:val="000000"/>
+                <w:kern w:val="0"/>
+                <w:sz w:val="20"/>
+                <w:szCs w:val="20"/>
+              </w:rPr>
+            </w:pPr>
+            <w:r>
+              <w:rPr>
+                <w:rFonts w:ascii="Arial Nova Cond" w:hAnsi="Arial Nova Cond" w:cs="Arial"/>
+                <w:color w:val="000000"/>
+                <w:kern w:val="0"/>
+                <w:sz w:val="20"/>
+                <w:szCs w:val="20"/>
+              </w:rPr>
+              <w:t>{{producto5}}</w:t>
             </w:r>
           </w:p>
         </w:tc>
@@ -8866,8 +9100,8 @@
         </w:trPr>
         <w:tc>
           <w:tcPr>
-            <w:tcW w:w="875" w:type="dxa"/>
-            <w:vMerge w:val="restart"/>
+            <w:tcW w:w="818" w:type="dxa"/>
+            <w:vMerge/>
             <w:vAlign w:val="center"/>
           </w:tcPr>
           <w:p>
@@ -8890,22 +9124,11 @@
                 <w:lang w:val="es-ES_tradnl"/>
               </w:rPr>
             </w:pPr>
-            <w:r>
-              <w:rPr>
-                <w:rFonts w:ascii="Arial Nova Cond" w:eastAsia="Calibri" w:hAnsi="Arial Nova Cond" w:cs="Times New Roman"/>
-                <w:b/>
-                <w:bCs/>
-                <w:sz w:val="20"/>
-                <w:szCs w:val="20"/>
-                <w:lang w:val="es-ES_tradnl"/>
-              </w:rPr>
-              <w:t>III</w:t>
-            </w:r>
-          </w:p>
-        </w:tc>
-        <w:tc>
-          <w:tcPr>
-            <w:tcW w:w="1095" w:type="dxa"/>
+          </w:p>
+        </w:tc>
+        <w:tc>
+          <w:tcPr>
+            <w:tcW w:w="1018" w:type="dxa"/>
             <w:vAlign w:val="center"/>
           </w:tcPr>
           <w:p>
@@ -8937,40 +9160,13 @@
                 <w:szCs w:val="20"/>
                 <w:lang w:val="es-ES_tradnl"/>
               </w:rPr>
-              <w:t>U 5</w:t>
-            </w:r>
-          </w:p>
-        </w:tc>
-        <w:tc>
-          <w:tcPr>
-            <w:tcW w:w="1726" w:type="dxa"/>
-            <w:vAlign w:val="center"/>
-          </w:tcPr>
-          <w:p>
-            <w:pPr>
-              <w:pStyle w:val="Sinespaciado"/>
-              <w:jc w:val="both"/>
-              <w:rPr>
-                <w:rFonts w:ascii="Arial Nova Cond" w:hAnsi="Arial Nova Cond"/>
-                <w:color w:val="000000" w:themeColor="text1"/>
-                <w:sz w:val="20"/>
-                <w:szCs w:val="20"/>
-              </w:rPr>
-            </w:pPr>
-            <w:r>
-              <w:rPr>
-                <w:rFonts w:ascii="Arial Nova Cond" w:eastAsia="Calibri" w:hAnsi="Arial Nova Cond" w:cs="Times New Roman"/>
-                <w:sz w:val="20"/>
-                <w:szCs w:val="20"/>
-                <w:lang w:val="es-ES_tradnl"/>
-              </w:rPr>
-              <w:t>{{problemapotencialidad5}}</w:t>
-            </w:r>
-          </w:p>
-        </w:tc>
-        <w:tc>
-          <w:tcPr>
-            <w:tcW w:w="6169" w:type="dxa"/>
+              <w:t>U 6</w:t>
+            </w:r>
+          </w:p>
+        </w:tc>
+        <w:tc>
+          <w:tcPr>
+            <w:tcW w:w="5379" w:type="dxa"/>
             <w:vAlign w:val="center"/>
           </w:tcPr>
           <w:p>
@@ -8986,7 +9182,6 @@
               <w:jc w:val="both"/>
               <w:rPr>
                 <w:rFonts w:ascii="Arial Nova Cond" w:eastAsia="Calibri" w:hAnsi="Arial Nova Cond" w:cs="Times New Roman"/>
-                <w:color w:val="000000" w:themeColor="text1"/>
                 <w:sz w:val="20"/>
                 <w:szCs w:val="20"/>
                 <w:lang w:val="es-ES_tradnl"/>
@@ -8999,13 +9194,13 @@
                 <w:szCs w:val="20"/>
                 <w:lang w:val="es-ES_tradnl"/>
               </w:rPr>
-              <w:t>{{situacionsignificativa5}}</w:t>
-            </w:r>
-          </w:p>
-        </w:tc>
-        <w:tc>
-          <w:tcPr>
-            <w:tcW w:w="2015" w:type="dxa"/>
+              <w:t>{{situacionsignificativa6}}</w:t>
+            </w:r>
+          </w:p>
+        </w:tc>
+        <w:tc>
+          <w:tcPr>
+            <w:tcW w:w="1984" w:type="dxa"/>
             <w:vAlign w:val="center"/>
           </w:tcPr>
           <w:p>
@@ -9016,7 +9211,7 @@
               <w:jc w:val="center"/>
               <w:rPr>
                 <w:rFonts w:ascii="Arial Nova Cond" w:hAnsi="Arial Nova Cond" w:cs="Arial"/>
-                <w:color w:val="000000" w:themeColor="text1"/>
+                <w:color w:val="0070C0"/>
                 <w:kern w:val="0"/>
                 <w:sz w:val="20"/>
                 <w:szCs w:val="20"/>
@@ -9030,13 +9225,13 @@
                 <w:sz w:val="20"/>
                 <w:szCs w:val="20"/>
               </w:rPr>
-              <w:t>{{titulosituacionsignificativa5}}</w:t>
-            </w:r>
-          </w:p>
-        </w:tc>
-        <w:tc>
-          <w:tcPr>
-            <w:tcW w:w="1634" w:type="dxa"/>
+              <w:t>{{titulosituacionsignificativa6}}</w:t>
+            </w:r>
+          </w:p>
+        </w:tc>
+        <w:tc>
+          <w:tcPr>
+            <w:tcW w:w="2693" w:type="dxa"/>
             <w:vAlign w:val="center"/>
           </w:tcPr>
           <w:p>
@@ -9061,13 +9256,13 @@
                 <w:sz w:val="20"/>
                 <w:szCs w:val="20"/>
               </w:rPr>
-              <w:t>{{competencias5}}</w:t>
-            </w:r>
-          </w:p>
-        </w:tc>
-        <w:tc>
-          <w:tcPr>
-            <w:tcW w:w="1337" w:type="dxa"/>
+              <w:t>{{campotematico6}}</w:t>
+            </w:r>
+          </w:p>
+        </w:tc>
+        <w:tc>
+          <w:tcPr>
+            <w:tcW w:w="1560" w:type="dxa"/>
             <w:vAlign w:val="center"/>
           </w:tcPr>
           <w:p>
@@ -9075,7 +9270,7 @@
               <w:autoSpaceDE w:val="0"/>
               <w:autoSpaceDN w:val="0"/>
               <w:adjustRightInd w:val="0"/>
-              <w:jc w:val="center"/>
+              <w:jc w:val="both"/>
               <w:rPr>
                 <w:rFonts w:ascii="Arial Nova Cond" w:hAnsi="Arial Nova Cond" w:cs="Arial"/>
                 <w:color w:val="000000"/>
@@ -9092,7 +9287,38 @@
                 <w:sz w:val="20"/>
                 <w:szCs w:val="20"/>
               </w:rPr>
-              <w:t>{{producto5}}</w:t>
+              <w:t>{{competencias6}}</w:t>
+            </w:r>
+          </w:p>
+        </w:tc>
+        <w:tc>
+          <w:tcPr>
+            <w:tcW w:w="1399" w:type="dxa"/>
+            <w:vAlign w:val="center"/>
+          </w:tcPr>
+          <w:p>
+            <w:pPr>
+              <w:autoSpaceDE w:val="0"/>
+              <w:autoSpaceDN w:val="0"/>
+              <w:adjustRightInd w:val="0"/>
+              <w:jc w:val="both"/>
+              <w:rPr>
+                <w:rFonts w:ascii="Arial Nova Cond" w:hAnsi="Arial Nova Cond" w:cs="Arial"/>
+                <w:color w:val="000000"/>
+                <w:kern w:val="0"/>
+                <w:sz w:val="20"/>
+                <w:szCs w:val="20"/>
+              </w:rPr>
+            </w:pPr>
+            <w:r>
+              <w:rPr>
+                <w:rFonts w:ascii="Arial Nova Cond" w:hAnsi="Arial Nova Cond" w:cs="Arial"/>
+                <w:color w:val="000000"/>
+                <w:kern w:val="0"/>
+                <w:sz w:val="20"/>
+                <w:szCs w:val="20"/>
+              </w:rPr>
+              <w:t>{{producto6}}</w:t>
             </w:r>
           </w:p>
         </w:tc>
@@ -9104,8 +9330,8 @@
         </w:trPr>
         <w:tc>
           <w:tcPr>
-            <w:tcW w:w="875" w:type="dxa"/>
-            <w:vMerge/>
+            <w:tcW w:w="818" w:type="dxa"/>
+            <w:vMerge w:val="restart"/>
             <w:vAlign w:val="center"/>
           </w:tcPr>
           <w:p>
@@ -9128,11 +9354,22 @@
                 <w:lang w:val="es-ES_tradnl"/>
               </w:rPr>
             </w:pPr>
-          </w:p>
-        </w:tc>
-        <w:tc>
-          <w:tcPr>
-            <w:tcW w:w="1095" w:type="dxa"/>
+            <w:r>
+              <w:rPr>
+                <w:rFonts w:ascii="Arial Nova Cond" w:eastAsia="Calibri" w:hAnsi="Arial Nova Cond" w:cs="Times New Roman"/>
+                <w:b/>
+                <w:bCs/>
+                <w:sz w:val="20"/>
+                <w:szCs w:val="20"/>
+                <w:lang w:val="es-ES_tradnl"/>
+              </w:rPr>
+              <w:t>IV</w:t>
+            </w:r>
+          </w:p>
+        </w:tc>
+        <w:tc>
+          <w:tcPr>
+            <w:tcW w:w="1018" w:type="dxa"/>
             <w:vAlign w:val="center"/>
           </w:tcPr>
           <w:p>
@@ -9164,39 +9401,13 @@
                 <w:szCs w:val="20"/>
                 <w:lang w:val="es-ES_tradnl"/>
               </w:rPr>
-              <w:t>U 6</w:t>
-            </w:r>
-          </w:p>
-        </w:tc>
-        <w:tc>
-          <w:tcPr>
-            <w:tcW w:w="1726" w:type="dxa"/>
-            <w:vAlign w:val="center"/>
-          </w:tcPr>
-          <w:p>
-            <w:pPr>
-              <w:pStyle w:val="Sinespaciado"/>
-              <w:jc w:val="both"/>
-              <w:rPr>
-                <w:rFonts w:ascii="Arial Nova Cond" w:hAnsi="Arial Nova Cond"/>
-                <w:sz w:val="20"/>
-                <w:szCs w:val="20"/>
-              </w:rPr>
-            </w:pPr>
-            <w:r>
-              <w:rPr>
-                <w:rFonts w:ascii="Arial Nova Cond" w:eastAsia="Calibri" w:hAnsi="Arial Nova Cond" w:cs="Times New Roman"/>
-                <w:sz w:val="20"/>
-                <w:szCs w:val="20"/>
-                <w:lang w:val="es-ES_tradnl"/>
-              </w:rPr>
-              <w:t>{{problemapotencialidad6}}</w:t>
-            </w:r>
-          </w:p>
-        </w:tc>
-        <w:tc>
-          <w:tcPr>
-            <w:tcW w:w="6169" w:type="dxa"/>
+              <w:t>U 7</w:t>
+            </w:r>
+          </w:p>
+        </w:tc>
+        <w:tc>
+          <w:tcPr>
+            <w:tcW w:w="5379" w:type="dxa"/>
             <w:vAlign w:val="center"/>
           </w:tcPr>
           <w:p>
@@ -9211,26 +9422,26 @@
               <w:ind w:left="0"/>
               <w:jc w:val="both"/>
               <w:rPr>
+                <w:rFonts w:ascii="Arial Nova Cond" w:hAnsi="Arial Nova Cond"/>
+                <w:color w:val="000000" w:themeColor="text1"/>
+                <w:sz w:val="20"/>
+                <w:szCs w:val="20"/>
+              </w:rPr>
+            </w:pPr>
+            <w:r>
+              <w:rPr>
                 <w:rFonts w:ascii="Arial Nova Cond" w:eastAsia="Calibri" w:hAnsi="Arial Nova Cond" w:cs="Times New Roman"/>
                 <w:sz w:val="20"/>
                 <w:szCs w:val="20"/>
                 <w:lang w:val="es-ES_tradnl"/>
               </w:rPr>
-            </w:pPr>
-            <w:r>
-              <w:rPr>
-                <w:rFonts w:ascii="Arial Nova Cond" w:eastAsia="Calibri" w:hAnsi="Arial Nova Cond" w:cs="Times New Roman"/>
-                <w:sz w:val="20"/>
-                <w:szCs w:val="20"/>
-                <w:lang w:val="es-ES_tradnl"/>
-              </w:rPr>
-              <w:t>{{situacionsignificativa6}}</w:t>
-            </w:r>
-          </w:p>
-        </w:tc>
-        <w:tc>
-          <w:tcPr>
-            <w:tcW w:w="2015" w:type="dxa"/>
+              <w:t>{{situacionsignificativa7}}</w:t>
+            </w:r>
+          </w:p>
+        </w:tc>
+        <w:tc>
+          <w:tcPr>
+            <w:tcW w:w="1984" w:type="dxa"/>
             <w:vAlign w:val="center"/>
           </w:tcPr>
           <w:p>
@@ -9241,7 +9452,7 @@
               <w:jc w:val="center"/>
               <w:rPr>
                 <w:rFonts w:ascii="Arial Nova Cond" w:hAnsi="Arial Nova Cond" w:cs="Arial"/>
-                <w:color w:val="0070C0"/>
+                <w:color w:val="000000" w:themeColor="text1"/>
                 <w:kern w:val="0"/>
                 <w:sz w:val="20"/>
                 <w:szCs w:val="20"/>
@@ -9255,13 +9466,13 @@
                 <w:sz w:val="20"/>
                 <w:szCs w:val="20"/>
               </w:rPr>
-              <w:t>{{titulosituacionsignificativa6}}</w:t>
-            </w:r>
-          </w:p>
-        </w:tc>
-        <w:tc>
-          <w:tcPr>
-            <w:tcW w:w="1634" w:type="dxa"/>
+              <w:t>{{titulosituacionsignificativa7}}</w:t>
+            </w:r>
+          </w:p>
+        </w:tc>
+        <w:tc>
+          <w:tcPr>
+            <w:tcW w:w="2693" w:type="dxa"/>
             <w:vAlign w:val="center"/>
           </w:tcPr>
           <w:p>
@@ -9286,13 +9497,13 @@
                 <w:sz w:val="20"/>
                 <w:szCs w:val="20"/>
               </w:rPr>
-              <w:t>{{competencias6}}</w:t>
-            </w:r>
-          </w:p>
-        </w:tc>
-        <w:tc>
-          <w:tcPr>
-            <w:tcW w:w="1337" w:type="dxa"/>
+              <w:t>{{campotematico7}}</w:t>
+            </w:r>
+          </w:p>
+        </w:tc>
+        <w:tc>
+          <w:tcPr>
+            <w:tcW w:w="1560" w:type="dxa"/>
             <w:vAlign w:val="center"/>
           </w:tcPr>
           <w:p>
@@ -9300,7 +9511,7 @@
               <w:autoSpaceDE w:val="0"/>
               <w:autoSpaceDN w:val="0"/>
               <w:adjustRightInd w:val="0"/>
-              <w:jc w:val="center"/>
+              <w:jc w:val="both"/>
               <w:rPr>
                 <w:rFonts w:ascii="Arial Nova Cond" w:hAnsi="Arial Nova Cond" w:cs="Arial"/>
                 <w:color w:val="000000"/>
@@ -9317,7 +9528,38 @@
                 <w:sz w:val="20"/>
                 <w:szCs w:val="20"/>
               </w:rPr>
-              <w:t>{{producto6}}</w:t>
+              <w:t>{{competencias7}}</w:t>
+            </w:r>
+          </w:p>
+        </w:tc>
+        <w:tc>
+          <w:tcPr>
+            <w:tcW w:w="1399" w:type="dxa"/>
+            <w:vAlign w:val="center"/>
+          </w:tcPr>
+          <w:p>
+            <w:pPr>
+              <w:autoSpaceDE w:val="0"/>
+              <w:autoSpaceDN w:val="0"/>
+              <w:adjustRightInd w:val="0"/>
+              <w:jc w:val="both"/>
+              <w:rPr>
+                <w:rFonts w:ascii="Arial Nova Cond" w:hAnsi="Arial Nova Cond" w:cs="Arial"/>
+                <w:color w:val="000000"/>
+                <w:kern w:val="0"/>
+                <w:sz w:val="20"/>
+                <w:szCs w:val="20"/>
+              </w:rPr>
+            </w:pPr>
+            <w:r>
+              <w:rPr>
+                <w:rFonts w:ascii="Arial Nova Cond" w:hAnsi="Arial Nova Cond" w:cs="Arial"/>
+                <w:color w:val="000000"/>
+                <w:kern w:val="0"/>
+                <w:sz w:val="20"/>
+                <w:szCs w:val="20"/>
+              </w:rPr>
+              <w:t>{{producto7}}</w:t>
             </w:r>
           </w:p>
         </w:tc>
@@ -9329,8 +9571,8 @@
         </w:trPr>
         <w:tc>
           <w:tcPr>
-            <w:tcW w:w="875" w:type="dxa"/>
-            <w:vMerge w:val="restart"/>
+            <w:tcW w:w="818" w:type="dxa"/>
+            <w:vMerge/>
             <w:vAlign w:val="center"/>
           </w:tcPr>
           <w:p>
@@ -9353,22 +9595,11 @@
                 <w:lang w:val="es-ES_tradnl"/>
               </w:rPr>
             </w:pPr>
-            <w:r>
-              <w:rPr>
-                <w:rFonts w:ascii="Arial Nova Cond" w:eastAsia="Calibri" w:hAnsi="Arial Nova Cond" w:cs="Times New Roman"/>
-                <w:b/>
-                <w:bCs/>
-                <w:sz w:val="20"/>
-                <w:szCs w:val="20"/>
-                <w:lang w:val="es-ES_tradnl"/>
-              </w:rPr>
-              <w:t>IV</w:t>
-            </w:r>
-          </w:p>
-        </w:tc>
-        <w:tc>
-          <w:tcPr>
-            <w:tcW w:w="1095" w:type="dxa"/>
+          </w:p>
+        </w:tc>
+        <w:tc>
+          <w:tcPr>
+            <w:tcW w:w="1018" w:type="dxa"/>
             <w:vAlign w:val="center"/>
           </w:tcPr>
           <w:p>
@@ -9400,13 +9631,13 @@
                 <w:szCs w:val="20"/>
                 <w:lang w:val="es-ES_tradnl"/>
               </w:rPr>
-              <w:t>U 7</w:t>
-            </w:r>
-          </w:p>
-        </w:tc>
-        <w:tc>
-          <w:tcPr>
-            <w:tcW w:w="1726" w:type="dxa"/>
+              <w:t>U 8</w:t>
+            </w:r>
+          </w:p>
+        </w:tc>
+        <w:tc>
+          <w:tcPr>
+            <w:tcW w:w="5379" w:type="dxa"/>
             <w:vAlign w:val="center"/>
           </w:tcPr>
           <w:p>
@@ -9419,6 +9650,7 @@
               </w:tabs>
               <w:spacing w:line="276" w:lineRule="auto"/>
               <w:ind w:left="0"/>
+              <w:jc w:val="both"/>
               <w:rPr>
                 <w:rFonts w:ascii="Arial Nova Cond" w:eastAsia="Calibri" w:hAnsi="Arial Nova Cond" w:cs="Times New Roman"/>
                 <w:color w:val="000000" w:themeColor="text1"/>
@@ -9434,47 +9666,13 @@
                 <w:szCs w:val="20"/>
                 <w:lang w:val="es-ES_tradnl"/>
               </w:rPr>
-              <w:t>{{problemapotencialidad7}}</w:t>
-            </w:r>
-          </w:p>
-        </w:tc>
-        <w:tc>
-          <w:tcPr>
-            <w:tcW w:w="6169" w:type="dxa"/>
-            <w:vAlign w:val="center"/>
-          </w:tcPr>
-          <w:p>
-            <w:pPr>
-              <w:pStyle w:val="Prrafodelista"/>
-              <w:tabs>
-                <w:tab w:val="left" w:pos="0"/>
-                <w:tab w:val="left" w:pos="142"/>
-                <w:tab w:val="left" w:pos="284"/>
-              </w:tabs>
-              <w:spacing w:line="276" w:lineRule="auto"/>
-              <w:ind w:left="0"/>
-              <w:jc w:val="both"/>
-              <w:rPr>
-                <w:rFonts w:ascii="Arial Nova Cond" w:hAnsi="Arial Nova Cond"/>
-                <w:color w:val="000000" w:themeColor="text1"/>
-                <w:sz w:val="20"/>
-                <w:szCs w:val="20"/>
-              </w:rPr>
-            </w:pPr>
-            <w:r>
-              <w:rPr>
-                <w:rFonts w:ascii="Arial Nova Cond" w:eastAsia="Calibri" w:hAnsi="Arial Nova Cond" w:cs="Times New Roman"/>
-                <w:sz w:val="20"/>
-                <w:szCs w:val="20"/>
-                <w:lang w:val="es-ES_tradnl"/>
-              </w:rPr>
-              <w:t>{{situacionsignificativa7}}</w:t>
-            </w:r>
-          </w:p>
-        </w:tc>
-        <w:tc>
-          <w:tcPr>
-            <w:tcW w:w="2015" w:type="dxa"/>
+              <w:t>{{situacionsignificativa8}}</w:t>
+            </w:r>
+          </w:p>
+        </w:tc>
+        <w:tc>
+          <w:tcPr>
+            <w:tcW w:w="1984" w:type="dxa"/>
             <w:vAlign w:val="center"/>
           </w:tcPr>
           <w:p>
@@ -9484,11 +9682,10 @@
               <w:adjustRightInd w:val="0"/>
               <w:jc w:val="center"/>
               <w:rPr>
-                <w:rFonts w:ascii="Arial Nova Cond" w:hAnsi="Arial Nova Cond" w:cs="Arial"/>
-                <w:color w:val="000000" w:themeColor="text1"/>
-                <w:kern w:val="0"/>
-                <w:sz w:val="20"/>
-                <w:szCs w:val="20"/>
+                <w:rFonts w:ascii="Arial Nova Cond" w:eastAsia="Calibri" w:hAnsi="Arial Nova Cond" w:cs="Times New Roman"/>
+                <w:sz w:val="20"/>
+                <w:szCs w:val="20"/>
+                <w:lang w:val="es-ES_tradnl"/>
               </w:rPr>
             </w:pPr>
             <w:r>
@@ -9499,13 +9696,13 @@
                 <w:sz w:val="20"/>
                 <w:szCs w:val="20"/>
               </w:rPr>
-              <w:t>{{titulosituacionsignificativa7}}</w:t>
-            </w:r>
-          </w:p>
-        </w:tc>
-        <w:tc>
-          <w:tcPr>
-            <w:tcW w:w="1634" w:type="dxa"/>
+              <w:t>{{titulosituacionsignificativa8}}</w:t>
+            </w:r>
+          </w:p>
+        </w:tc>
+        <w:tc>
+          <w:tcPr>
+            <w:tcW w:w="2693" w:type="dxa"/>
             <w:vAlign w:val="center"/>
           </w:tcPr>
           <w:p>
@@ -9530,215 +9727,13 @@
                 <w:sz w:val="20"/>
                 <w:szCs w:val="20"/>
               </w:rPr>
-              <w:t>{{competencias7}}</w:t>
-            </w:r>
-          </w:p>
-        </w:tc>
-        <w:tc>
-          <w:tcPr>
-            <w:tcW w:w="1337" w:type="dxa"/>
-            <w:vAlign w:val="center"/>
-          </w:tcPr>
-          <w:p>
-            <w:pPr>
-              <w:autoSpaceDE w:val="0"/>
-              <w:autoSpaceDN w:val="0"/>
-              <w:adjustRightInd w:val="0"/>
-              <w:jc w:val="center"/>
-              <w:rPr>
-                <w:rFonts w:ascii="Arial Nova Cond" w:hAnsi="Arial Nova Cond" w:cs="Arial"/>
-                <w:color w:val="000000"/>
-                <w:kern w:val="0"/>
-                <w:sz w:val="20"/>
-                <w:szCs w:val="20"/>
-              </w:rPr>
-            </w:pPr>
-            <w:r>
-              <w:rPr>
-                <w:rFonts w:ascii="Arial Nova Cond" w:hAnsi="Arial Nova Cond" w:cs="Arial"/>
-                <w:color w:val="000000"/>
-                <w:kern w:val="0"/>
-                <w:sz w:val="20"/>
-                <w:szCs w:val="20"/>
-              </w:rPr>
-              <w:t>{{producto7}}</w:t>
-            </w:r>
-          </w:p>
-        </w:tc>
-      </w:tr>
-      <w:tr>
-        <w:trPr>
-          <w:trHeight w:val="756"/>
-          <w:jc w:val="center"/>
-        </w:trPr>
-        <w:tc>
-          <w:tcPr>
-            <w:tcW w:w="875" w:type="dxa"/>
-            <w:vMerge/>
-            <w:vAlign w:val="center"/>
-          </w:tcPr>
-          <w:p>
-            <w:pPr>
-              <w:pStyle w:val="Prrafodelista"/>
-              <w:tabs>
-                <w:tab w:val="left" w:pos="0"/>
-                <w:tab w:val="left" w:pos="142"/>
-                <w:tab w:val="left" w:pos="284"/>
-              </w:tabs>
-              <w:spacing w:line="276" w:lineRule="auto"/>
-              <w:ind w:left="0"/>
-              <w:jc w:val="center"/>
-              <w:rPr>
-                <w:rFonts w:ascii="Arial Nova Cond" w:eastAsia="Calibri" w:hAnsi="Arial Nova Cond" w:cs="Times New Roman"/>
-                <w:b/>
-                <w:bCs/>
-                <w:sz w:val="20"/>
-                <w:szCs w:val="20"/>
-                <w:lang w:val="es-ES_tradnl"/>
-              </w:rPr>
-            </w:pPr>
-          </w:p>
-        </w:tc>
-        <w:tc>
-          <w:tcPr>
-            <w:tcW w:w="1095" w:type="dxa"/>
-            <w:vAlign w:val="center"/>
-          </w:tcPr>
-          <w:p>
-            <w:pPr>
-              <w:pStyle w:val="Prrafodelista"/>
-              <w:tabs>
-                <w:tab w:val="left" w:pos="0"/>
-                <w:tab w:val="left" w:pos="142"/>
-                <w:tab w:val="left" w:pos="284"/>
-              </w:tabs>
-              <w:spacing w:line="276" w:lineRule="auto"/>
-              <w:ind w:left="0"/>
-              <w:jc w:val="center"/>
-              <w:rPr>
-                <w:rFonts w:ascii="Arial Nova Cond" w:eastAsia="Calibri" w:hAnsi="Arial Nova Cond" w:cs="Times New Roman"/>
-                <w:b/>
-                <w:bCs/>
-                <w:sz w:val="20"/>
-                <w:szCs w:val="20"/>
-                <w:lang w:val="es-ES_tradnl"/>
-              </w:rPr>
-            </w:pPr>
-            <w:r>
-              <w:rPr>
-                <w:rFonts w:ascii="Arial Nova Cond" w:eastAsia="Calibri" w:hAnsi="Arial Nova Cond" w:cs="Times New Roman"/>
-                <w:b/>
-                <w:bCs/>
-                <w:sz w:val="20"/>
-                <w:szCs w:val="20"/>
-                <w:lang w:val="es-ES_tradnl"/>
-              </w:rPr>
-              <w:t>U 8</w:t>
-            </w:r>
-          </w:p>
-        </w:tc>
-        <w:tc>
-          <w:tcPr>
-            <w:tcW w:w="1726" w:type="dxa"/>
-            <w:vAlign w:val="center"/>
-          </w:tcPr>
-          <w:p>
-            <w:pPr>
-              <w:pStyle w:val="Prrafodelista"/>
-              <w:tabs>
-                <w:tab w:val="left" w:pos="0"/>
-                <w:tab w:val="left" w:pos="142"/>
-                <w:tab w:val="left" w:pos="284"/>
-              </w:tabs>
-              <w:spacing w:line="276" w:lineRule="auto"/>
-              <w:ind w:left="0"/>
-              <w:rPr>
-                <w:rFonts w:ascii="Arial Nova Cond" w:eastAsia="Calibri" w:hAnsi="Arial Nova Cond" w:cs="Times New Roman"/>
-                <w:color w:val="000000" w:themeColor="text1"/>
-                <w:sz w:val="20"/>
-                <w:szCs w:val="20"/>
-                <w:lang w:val="es-ES_tradnl"/>
-              </w:rPr>
-            </w:pPr>
-            <w:r>
-              <w:rPr>
-                <w:rFonts w:ascii="Arial Nova Cond" w:eastAsia="Calibri" w:hAnsi="Arial Nova Cond" w:cs="Times New Roman"/>
-                <w:sz w:val="20"/>
-                <w:szCs w:val="20"/>
-                <w:lang w:val="es-ES_tradnl"/>
-              </w:rPr>
-              <w:t>{{problemapotencialidad8}}</w:t>
-            </w:r>
-          </w:p>
-        </w:tc>
-        <w:tc>
-          <w:tcPr>
-            <w:tcW w:w="6169" w:type="dxa"/>
-            <w:vAlign w:val="center"/>
-          </w:tcPr>
-          <w:p>
-            <w:pPr>
-              <w:pStyle w:val="Prrafodelista"/>
-              <w:tabs>
-                <w:tab w:val="left" w:pos="0"/>
-                <w:tab w:val="left" w:pos="142"/>
-                <w:tab w:val="left" w:pos="284"/>
-              </w:tabs>
-              <w:spacing w:line="276" w:lineRule="auto"/>
-              <w:ind w:left="0"/>
-              <w:jc w:val="both"/>
-              <w:rPr>
-                <w:rFonts w:ascii="Arial Nova Cond" w:eastAsia="Calibri" w:hAnsi="Arial Nova Cond" w:cs="Times New Roman"/>
-                <w:color w:val="000000" w:themeColor="text1"/>
-                <w:sz w:val="20"/>
-                <w:szCs w:val="20"/>
-                <w:lang w:val="es-ES_tradnl"/>
-              </w:rPr>
-            </w:pPr>
-            <w:r>
-              <w:rPr>
-                <w:rFonts w:ascii="Arial Nova Cond" w:eastAsia="Calibri" w:hAnsi="Arial Nova Cond" w:cs="Times New Roman"/>
-                <w:sz w:val="20"/>
-                <w:szCs w:val="20"/>
-                <w:lang w:val="es-ES_tradnl"/>
-              </w:rPr>
-              <w:t>{{situacionsignificativa8}}</w:t>
-            </w:r>
-          </w:p>
-        </w:tc>
-        <w:tc>
-          <w:tcPr>
-            <w:tcW w:w="2015" w:type="dxa"/>
-            <w:vAlign w:val="center"/>
-          </w:tcPr>
-          <w:p>
-            <w:pPr>
-              <w:autoSpaceDE w:val="0"/>
-              <w:autoSpaceDN w:val="0"/>
-              <w:adjustRightInd w:val="0"/>
-              <w:jc w:val="center"/>
-              <w:rPr>
-                <w:rFonts w:ascii="Arial Nova Cond" w:eastAsia="Calibri" w:hAnsi="Arial Nova Cond" w:cs="Times New Roman"/>
-                <w:sz w:val="20"/>
-                <w:szCs w:val="20"/>
-                <w:lang w:val="es-ES_tradnl"/>
-              </w:rPr>
-            </w:pPr>
-            <w:r>
-              <w:rPr>
-                <w:rFonts w:ascii="Arial Nova Cond" w:hAnsi="Arial Nova Cond" w:cs="Arial"/>
-                <w:color w:val="000000"/>
-                <w:kern w:val="0"/>
-                <w:sz w:val="20"/>
-                <w:szCs w:val="20"/>
-              </w:rPr>
-              <w:t>{{titulosituacionsignificativa8}}</w:t>
-            </w:r>
-          </w:p>
-        </w:tc>
-        <w:tc>
-          <w:tcPr>
-            <w:tcW w:w="1634" w:type="dxa"/>
+              <w:t>{{campotematico8}}</w:t>
+            </w:r>
+          </w:p>
+        </w:tc>
+        <w:tc>
+          <w:tcPr>
+            <w:tcW w:w="1560" w:type="dxa"/>
             <w:vAlign w:val="center"/>
           </w:tcPr>
           <w:p>
@@ -9769,7 +9764,7 @@
         </w:tc>
         <w:tc>
           <w:tcPr>
-            <w:tcW w:w="1337" w:type="dxa"/>
+            <w:tcW w:w="1399" w:type="dxa"/>
             <w:vAlign w:val="center"/>
           </w:tcPr>
           <w:p>
@@ -9777,7 +9772,7 @@
               <w:autoSpaceDE w:val="0"/>
               <w:autoSpaceDN w:val="0"/>
               <w:adjustRightInd w:val="0"/>
-              <w:jc w:val="center"/>
+              <w:jc w:val="both"/>
               <w:rPr>
                 <w:rFonts w:ascii="Arial Nova Cond" w:hAnsi="Arial Nova Cond" w:cs="Arial"/>
                 <w:color w:val="000000"/>
@@ -9801,62 +9796,6 @@
       </w:tr>
       <w:bookmarkEnd w:id="1"/>
     </w:tbl>
-    <w:p>
-      <w:pPr>
-        <w:pStyle w:val="Prrafodelista"/>
-        <w:ind w:left="-284" w:right="-455"/>
-        <w:rPr>
-          <w:rFonts w:ascii="Agency FB" w:hAnsi="Agency FB" w:cs="Times New Roman"/>
-          <w:b/>
-          <w:bCs/>
-          <w:color w:val="000000" w:themeColor="text1"/>
-          <w:sz w:val="20"/>
-          <w:szCs w:val="20"/>
-        </w:rPr>
-      </w:pPr>
-    </w:p>
-    <w:p>
-      <w:pPr>
-        <w:pStyle w:val="Prrafodelista"/>
-        <w:ind w:left="-284" w:right="-455"/>
-        <w:rPr>
-          <w:rFonts w:ascii="Agency FB" w:hAnsi="Agency FB" w:cs="Times New Roman"/>
-          <w:b/>
-          <w:bCs/>
-          <w:color w:val="000000" w:themeColor="text1"/>
-          <w:sz w:val="12"/>
-          <w:szCs w:val="12"/>
-        </w:rPr>
-      </w:pPr>
-    </w:p>
-    <w:p>
-      <w:pPr>
-        <w:pStyle w:val="Prrafodelista"/>
-        <w:ind w:left="-284" w:right="-455"/>
-        <w:rPr>
-          <w:rFonts w:ascii="Agency FB" w:hAnsi="Agency FB" w:cs="Times New Roman"/>
-          <w:b/>
-          <w:bCs/>
-          <w:color w:val="000000" w:themeColor="text1"/>
-          <w:sz w:val="12"/>
-          <w:szCs w:val="12"/>
-        </w:rPr>
-      </w:pPr>
-    </w:p>
-    <w:p>
-      <w:pPr>
-        <w:pStyle w:val="Prrafodelista"/>
-        <w:ind w:left="-284" w:right="-455"/>
-        <w:rPr>
-          <w:rFonts w:ascii="Agency FB" w:hAnsi="Agency FB" w:cs="Times New Roman"/>
-          <w:b/>
-          <w:bCs/>
-          <w:color w:val="000000" w:themeColor="text1"/>
-          <w:sz w:val="12"/>
-          <w:szCs w:val="12"/>
-        </w:rPr>
-      </w:pPr>
-    </w:p>
     <w:p>
       <w:pPr>
         <w:pStyle w:val="Prrafodelista"/>
@@ -9923,6 +9862,7 @@
           <w:bCs/>
           <w:color w:val="000000" w:themeColor="text1"/>
         </w:rPr>
+        <w:lastRenderedPageBreak/>
         <w:t xml:space="preserve">ORGANIZACIÓN DE LOS PROPÓSITOS DE APRENDIZAJE: </w:t>
       </w:r>
     </w:p>
@@ -12514,16 +12454,7 @@
                 <w:sz w:val="20"/>
                 <w:szCs w:val="20"/>
               </w:rPr>
-              <w:t xml:space="preserve">Se desenvuelve en entornos virtuales </w:t>
-            </w:r>
-            <w:r>
-              <w:rPr>
-                <w:rFonts w:ascii="Arial Nova Cond Light" w:hAnsi="Arial Nova Cond Light" w:cs="Times New Roman"/>
-                <w:sz w:val="20"/>
-                <w:szCs w:val="20"/>
-              </w:rPr>
-              <w:lastRenderedPageBreak/>
-              <w:t>generados por las TIC</w:t>
+              <w:t>Se desenvuelve en entornos virtuales generados por las TIC</w:t>
             </w:r>
           </w:p>
         </w:tc>
@@ -12552,7 +12483,6 @@
                 <w:sz w:val="20"/>
                 <w:szCs w:val="20"/>
               </w:rPr>
-              <w:lastRenderedPageBreak/>
               <w:t xml:space="preserve">Personaliza entornos virtuales:  </w:t>
             </w:r>
           </w:p>
@@ -16958,7 +16888,6 @@
           <w:bCs/>
           <w:color w:val="000000" w:themeColor="text1"/>
         </w:rPr>
-        <w:lastRenderedPageBreak/>
         <w:t xml:space="preserve">ENFOQUES TRANSVERSALES: </w:t>
       </w:r>
     </w:p>
@@ -17021,6 +16950,7 @@
                 <w:lang w:val="es-PE" w:eastAsia="en-US"/>
                 <w14:ligatures w14:val="standardContextual"/>
               </w:rPr>
+              <w:lastRenderedPageBreak/>
               <w:t>ENFOQUES TRANSVERSALES</w:t>
             </w:r>
           </w:p>
@@ -18610,6 +18540,7 @@
                 <w:lang w:val="es-PE" w:eastAsia="en-US"/>
                 <w14:ligatures w14:val="standardContextual"/>
               </w:rPr>
+              <w:lastRenderedPageBreak/>
               <w:t>Orientación al bien común</w:t>
             </w:r>
           </w:p>
@@ -19918,7 +19849,6 @@
                 <w:szCs w:val="20"/>
                 <w:lang w:eastAsia="es-ES"/>
               </w:rPr>
-              <w:lastRenderedPageBreak/>
               <w:t>Desarrolla procedimientos lógicos y secuenciales para plantear soluciones a enunciados concretos con lenguajes de programación de código escrito bloques gráficos. Ejemplo: Elabora un diagrama de flujo para explicar la preparación de un pastel.</w:t>
             </w:r>
           </w:p>
@@ -21282,6 +21212,7 @@
                 <w:bCs/>
                 <w:color w:val="000000" w:themeColor="text1"/>
               </w:rPr>
+              <w:lastRenderedPageBreak/>
               <w:t>TIPOS</w:t>
             </w:r>
             <w:r>
@@ -22099,7 +22030,6 @@
                 <w:sz w:val="20"/>
                 <w:szCs w:val="20"/>
               </w:rPr>
-              <w:lastRenderedPageBreak/>
               <w:t>Fundación Romero. (s.f.). Aula MASS. Obtenido de Escolares: Aprende y desarrolla tu propia empresa, otros manuales.</w:t>
             </w:r>
           </w:p>
@@ -22774,7 +22704,7 @@
 </file>
 
 <file path=word/endnotes.xml><?xml version="1.0" encoding="utf-8"?>
-<w:endnotes xmlns:wpc="http://schemas.microsoft.com/office/word/2010/wordprocessingCanvas" xmlns:cx="http://schemas.microsoft.com/office/drawing/2014/chartex" xmlns:cx1="http://schemas.microsoft.com/office/drawing/2015/9/8/chartex" xmlns:cx2="http://schemas.microsoft.com/office/drawing/2015/10/21/chartex" xmlns:cx3="http://schemas.microsoft.com/office/drawing/2016/5/9/chartex" xmlns:cx4="http://schemas.microsoft.com/office/drawing/2016/5/10/chartex" xmlns:cx5="http://schemas.microsoft.com/office/drawing/2016/5/11/chartex" xmlns:cx6="http://schemas.microsoft.com/office/drawing/2016/5/12/chartex" xmlns:cx7="http://schemas.microsoft.com/office/drawing/2016/5/13/chartex" xmlns:cx8="http://schemas.microsoft.com/office/drawing/2016/5/14/chartex" xmlns:mc="http://schemas.openxmlformats.org/markup-compatibility/2006" xmlns:aink="http://schemas.microsoft.com/office/drawing/2016/ink" xmlns:am3d="http://schemas.microsoft.com/office/drawing/2017/model3d" xmlns:o="urn:schemas-microsoft-com:office:office" xmlns:oel="http://schemas.microsoft.com/office/2019/extlst" xmlns:r="http://schemas.openxmlformats.org/officeDocument/2006/relationships" xmlns:m="http://schemas.openxmlformats.org/officeDocument/2006/math" xmlns:v="urn:schemas-microsoft-com:vml" xmlns:wp14="http://schemas.microsoft.com/office/word/2010/wordprocessingDrawing" xmlns:wp="http://schemas.openxmlformats.org/drawingml/2006/wordprocessingDrawing" xmlns:w10="urn:schemas-microsoft-com:office:word" xmlns:w="http://schemas.openxmlformats.org/wordprocessingml/2006/main" xmlns:w14="http://schemas.microsoft.com/office/word/2010/wordml" xmlns:w15="http://schemas.microsoft.com/office/word/2012/wordml" xmlns:w16cex="http://schemas.microsoft.com/office/word/2018/wordml/cex" xmlns:w16cid="http://schemas.microsoft.com/office/word/2016/wordml/cid" xmlns:w16="http://schemas.microsoft.com/office/word/2018/wordml" xmlns:w16du="http://schemas.microsoft.com/office/word/2023/wordml/word16du" xmlns:w16sdtdh="http://schemas.microsoft.com/office/word/2020/wordml/sdtdatahash" xmlns:w16se="http://schemas.microsoft.com/office/word/2015/wordml/symex" xmlns:wpg="http://schemas.microsoft.com/office/word/2010/wordprocessingGroup" xmlns:wpi="http://schemas.microsoft.com/office/word/2010/wordprocessingInk" xmlns:wne="http://schemas.microsoft.com/office/word/2006/wordml" xmlns:wps="http://schemas.microsoft.com/office/word/2010/wordprocessingShape" mc:Ignorable="w14 w15 w16se w16cid w16 w16cex w16sdtdh w16du wp14">
+<w:endnotes xmlns:wpc="http://schemas.microsoft.com/office/word/2010/wordprocessingCanvas" xmlns:cx="http://schemas.microsoft.com/office/drawing/2014/chartex" xmlns:cx1="http://schemas.microsoft.com/office/drawing/2015/9/8/chartex" xmlns:cx2="http://schemas.microsoft.com/office/drawing/2015/10/21/chartex" xmlns:cx3="http://schemas.microsoft.com/office/drawing/2016/5/9/chartex" xmlns:cx4="http://schemas.microsoft.com/office/drawing/2016/5/10/chartex" xmlns:cx5="http://schemas.microsoft.com/office/drawing/2016/5/11/chartex" xmlns:cx6="http://schemas.microsoft.com/office/drawing/2016/5/12/chartex" xmlns:cx7="http://schemas.microsoft.com/office/drawing/2016/5/13/chartex" xmlns:cx8="http://schemas.microsoft.com/office/drawing/2016/5/14/chartex" xmlns:mc="http://schemas.openxmlformats.org/markup-compatibility/2006" xmlns:aink="http://schemas.microsoft.com/office/drawing/2016/ink" xmlns:am3d="http://schemas.microsoft.com/office/drawing/2017/model3d" xmlns:o="urn:schemas-microsoft-com:office:office" xmlns:oel="http://schemas.microsoft.com/office/2019/extlst" xmlns:r="http://schemas.openxmlformats.org/officeDocument/2006/relationships" xmlns:m="http://schemas.openxmlformats.org/officeDocument/2006/math" xmlns:v="urn:schemas-microsoft-com:vml" xmlns:wp14="http://schemas.microsoft.com/office/word/2010/wordprocessingDrawing" xmlns:wp="http://schemas.openxmlformats.org/drawingml/2006/wordprocessingDrawing" xmlns:w10="urn:schemas-microsoft-com:office:word" xmlns:w="http://schemas.openxmlformats.org/wordprocessingml/2006/main" xmlns:w14="http://schemas.microsoft.com/office/word/2010/wordml" xmlns:w15="http://schemas.microsoft.com/office/word/2012/wordml" xmlns:w16cex="http://schemas.microsoft.com/office/word/2018/wordml/cex" xmlns:w16cid="http://schemas.microsoft.com/office/word/2016/wordml/cid" xmlns:w16="http://schemas.microsoft.com/office/word/2018/wordml" xmlns:w16du="http://schemas.microsoft.com/office/word/2023/wordml/word16du" xmlns:w16sdtdh="http://schemas.microsoft.com/office/word/2020/wordml/sdtdatahash" xmlns:w16sdtfl="http://schemas.microsoft.com/office/word/2024/wordml/sdtformatlock" xmlns:w16se="http://schemas.microsoft.com/office/word/2015/wordml/symex" xmlns:wpg="http://schemas.microsoft.com/office/word/2010/wordprocessingGroup" xmlns:wpi="http://schemas.microsoft.com/office/word/2010/wordprocessingInk" xmlns:wne="http://schemas.microsoft.com/office/word/2006/wordml" xmlns:wps="http://schemas.microsoft.com/office/word/2010/wordprocessingShape" mc:Ignorable="w14 w15 w16se w16cid w16 w16cex w16sdtdh w16sdtfl w16du wp14">
   <w:endnote w:type="separator" w:id="-1">
     <w:p>
       <w:pPr>
@@ -22799,7 +22729,7 @@
 </file>
 
 <file path=word/footer1.xml><?xml version="1.0" encoding="utf-8"?>
-<w:ftr xmlns:wpc="http://schemas.microsoft.com/office/word/2010/wordprocessingCanvas" xmlns:cx="http://schemas.microsoft.com/office/drawing/2014/chartex" xmlns:cx1="http://schemas.microsoft.com/office/drawing/2015/9/8/chartex" xmlns:cx2="http://schemas.microsoft.com/office/drawing/2015/10/21/chartex" xmlns:cx3="http://schemas.microsoft.com/office/drawing/2016/5/9/chartex" xmlns:cx4="http://schemas.microsoft.com/office/drawing/2016/5/10/chartex" xmlns:cx5="http://schemas.microsoft.com/office/drawing/2016/5/11/chartex" xmlns:cx6="http://schemas.microsoft.com/office/drawing/2016/5/12/chartex" xmlns:cx7="http://schemas.microsoft.com/office/drawing/2016/5/13/chartex" xmlns:cx8="http://schemas.microsoft.com/office/drawing/2016/5/14/chartex" xmlns:mc="http://schemas.openxmlformats.org/markup-compatibility/2006" xmlns:aink="http://schemas.microsoft.com/office/drawing/2016/ink" xmlns:am3d="http://schemas.microsoft.com/office/drawing/2017/model3d" xmlns:o="urn:schemas-microsoft-com:office:office" xmlns:oel="http://schemas.microsoft.com/office/2019/extlst" xmlns:r="http://schemas.openxmlformats.org/officeDocument/2006/relationships" xmlns:m="http://schemas.openxmlformats.org/officeDocument/2006/math" xmlns:v="urn:schemas-microsoft-com:vml" xmlns:wp14="http://schemas.microsoft.com/office/word/2010/wordprocessingDrawing" xmlns:wp="http://schemas.openxmlformats.org/drawingml/2006/wordprocessingDrawing" xmlns:w10="urn:schemas-microsoft-com:office:word" xmlns:w="http://schemas.openxmlformats.org/wordprocessingml/2006/main" xmlns:w14="http://schemas.microsoft.com/office/word/2010/wordml" xmlns:w15="http://schemas.microsoft.com/office/word/2012/wordml" xmlns:w16cex="http://schemas.microsoft.com/office/word/2018/wordml/cex" xmlns:w16cid="http://schemas.microsoft.com/office/word/2016/wordml/cid" xmlns:w16="http://schemas.microsoft.com/office/word/2018/wordml" xmlns:w16du="http://schemas.microsoft.com/office/word/2023/wordml/word16du" xmlns:w16sdtdh="http://schemas.microsoft.com/office/word/2020/wordml/sdtdatahash" xmlns:w16se="http://schemas.microsoft.com/office/word/2015/wordml/symex" xmlns:wpg="http://schemas.microsoft.com/office/word/2010/wordprocessingGroup" xmlns:wpi="http://schemas.microsoft.com/office/word/2010/wordprocessingInk" xmlns:wne="http://schemas.microsoft.com/office/word/2006/wordml" xmlns:wps="http://schemas.microsoft.com/office/word/2010/wordprocessingShape" mc:Ignorable="w14 w15 w16se w16cid w16 w16cex w16sdtdh w16du wp14">
+<w:ftr xmlns:wpc="http://schemas.microsoft.com/office/word/2010/wordprocessingCanvas" xmlns:cx="http://schemas.microsoft.com/office/drawing/2014/chartex" xmlns:cx1="http://schemas.microsoft.com/office/drawing/2015/9/8/chartex" xmlns:cx2="http://schemas.microsoft.com/office/drawing/2015/10/21/chartex" xmlns:cx3="http://schemas.microsoft.com/office/drawing/2016/5/9/chartex" xmlns:cx4="http://schemas.microsoft.com/office/drawing/2016/5/10/chartex" xmlns:cx5="http://schemas.microsoft.com/office/drawing/2016/5/11/chartex" xmlns:cx6="http://schemas.microsoft.com/office/drawing/2016/5/12/chartex" xmlns:cx7="http://schemas.microsoft.com/office/drawing/2016/5/13/chartex" xmlns:cx8="http://schemas.microsoft.com/office/drawing/2016/5/14/chartex" xmlns:mc="http://schemas.openxmlformats.org/markup-compatibility/2006" xmlns:aink="http://schemas.microsoft.com/office/drawing/2016/ink" xmlns:am3d="http://schemas.microsoft.com/office/drawing/2017/model3d" xmlns:o="urn:schemas-microsoft-com:office:office" xmlns:oel="http://schemas.microsoft.com/office/2019/extlst" xmlns:r="http://schemas.openxmlformats.org/officeDocument/2006/relationships" xmlns:m="http://schemas.openxmlformats.org/officeDocument/2006/math" xmlns:v="urn:schemas-microsoft-com:vml" xmlns:wp14="http://schemas.microsoft.com/office/word/2010/wordprocessingDrawing" xmlns:wp="http://schemas.openxmlformats.org/drawingml/2006/wordprocessingDrawing" xmlns:w10="urn:schemas-microsoft-com:office:word" xmlns:w="http://schemas.openxmlformats.org/wordprocessingml/2006/main" xmlns:w14="http://schemas.microsoft.com/office/word/2010/wordml" xmlns:w15="http://schemas.microsoft.com/office/word/2012/wordml" xmlns:w16cex="http://schemas.microsoft.com/office/word/2018/wordml/cex" xmlns:w16cid="http://schemas.microsoft.com/office/word/2016/wordml/cid" xmlns:w16="http://schemas.microsoft.com/office/word/2018/wordml" xmlns:w16du="http://schemas.microsoft.com/office/word/2023/wordml/word16du" xmlns:w16sdtdh="http://schemas.microsoft.com/office/word/2020/wordml/sdtdatahash" xmlns:w16sdtfl="http://schemas.microsoft.com/office/word/2024/wordml/sdtformatlock" xmlns:w16se="http://schemas.microsoft.com/office/word/2015/wordml/symex" xmlns:wpg="http://schemas.microsoft.com/office/word/2010/wordprocessingGroup" xmlns:wpi="http://schemas.microsoft.com/office/word/2010/wordprocessingInk" xmlns:wne="http://schemas.microsoft.com/office/word/2006/wordml" xmlns:wps="http://schemas.microsoft.com/office/word/2010/wordprocessingShape" mc:Ignorable="w14 w15 w16se w16cid w16 w16cex w16sdtdh w16sdtfl w16du wp14">
   <w:p>
     <w:pPr>
       <w:pStyle w:val="Piedepgina"/>
@@ -23260,7 +23190,7 @@
 </file>
 
 <file path=word/footnotes.xml><?xml version="1.0" encoding="utf-8"?>
-<w:footnotes xmlns:wpc="http://schemas.microsoft.com/office/word/2010/wordprocessingCanvas" xmlns:cx="http://schemas.microsoft.com/office/drawing/2014/chartex" xmlns:cx1="http://schemas.microsoft.com/office/drawing/2015/9/8/chartex" xmlns:cx2="http://schemas.microsoft.com/office/drawing/2015/10/21/chartex" xmlns:cx3="http://schemas.microsoft.com/office/drawing/2016/5/9/chartex" xmlns:cx4="http://schemas.microsoft.com/office/drawing/2016/5/10/chartex" xmlns:cx5="http://schemas.microsoft.com/office/drawing/2016/5/11/chartex" xmlns:cx6="http://schemas.microsoft.com/office/drawing/2016/5/12/chartex" xmlns:cx7="http://schemas.microsoft.com/office/drawing/2016/5/13/chartex" xmlns:cx8="http://schemas.microsoft.com/office/drawing/2016/5/14/chartex" xmlns:mc="http://schemas.openxmlformats.org/markup-compatibility/2006" xmlns:aink="http://schemas.microsoft.com/office/drawing/2016/ink" xmlns:am3d="http://schemas.microsoft.com/office/drawing/2017/model3d" xmlns:o="urn:schemas-microsoft-com:office:office" xmlns:oel="http://schemas.microsoft.com/office/2019/extlst" xmlns:r="http://schemas.openxmlformats.org/officeDocument/2006/relationships" xmlns:m="http://schemas.openxmlformats.org/officeDocument/2006/math" xmlns:v="urn:schemas-microsoft-com:vml" xmlns:wp14="http://schemas.microsoft.com/office/word/2010/wordprocessingDrawing" xmlns:wp="http://schemas.openxmlformats.org/drawingml/2006/wordprocessingDrawing" xmlns:w10="urn:schemas-microsoft-com:office:word" xmlns:w="http://schemas.openxmlformats.org/wordprocessingml/2006/main" xmlns:w14="http://schemas.microsoft.com/office/word/2010/wordml" xmlns:w15="http://schemas.microsoft.com/office/word/2012/wordml" xmlns:w16cex="http://schemas.microsoft.com/office/word/2018/wordml/cex" xmlns:w16cid="http://schemas.microsoft.com/office/word/2016/wordml/cid" xmlns:w16="http://schemas.microsoft.com/office/word/2018/wordml" xmlns:w16du="http://schemas.microsoft.com/office/word/2023/wordml/word16du" xmlns:w16sdtdh="http://schemas.microsoft.com/office/word/2020/wordml/sdtdatahash" xmlns:w16se="http://schemas.microsoft.com/office/word/2015/wordml/symex" xmlns:wpg="http://schemas.microsoft.com/office/word/2010/wordprocessingGroup" xmlns:wpi="http://schemas.microsoft.com/office/word/2010/wordprocessingInk" xmlns:wne="http://schemas.microsoft.com/office/word/2006/wordml" xmlns:wps="http://schemas.microsoft.com/office/word/2010/wordprocessingShape" mc:Ignorable="w14 w15 w16se w16cid w16 w16cex w16sdtdh w16du wp14">
+<w:footnotes xmlns:wpc="http://schemas.microsoft.com/office/word/2010/wordprocessingCanvas" xmlns:cx="http://schemas.microsoft.com/office/drawing/2014/chartex" xmlns:cx1="http://schemas.microsoft.com/office/drawing/2015/9/8/chartex" xmlns:cx2="http://schemas.microsoft.com/office/drawing/2015/10/21/chartex" xmlns:cx3="http://schemas.microsoft.com/office/drawing/2016/5/9/chartex" xmlns:cx4="http://schemas.microsoft.com/office/drawing/2016/5/10/chartex" xmlns:cx5="http://schemas.microsoft.com/office/drawing/2016/5/11/chartex" xmlns:cx6="http://schemas.microsoft.com/office/drawing/2016/5/12/chartex" xmlns:cx7="http://schemas.microsoft.com/office/drawing/2016/5/13/chartex" xmlns:cx8="http://schemas.microsoft.com/office/drawing/2016/5/14/chartex" xmlns:mc="http://schemas.openxmlformats.org/markup-compatibility/2006" xmlns:aink="http://schemas.microsoft.com/office/drawing/2016/ink" xmlns:am3d="http://schemas.microsoft.com/office/drawing/2017/model3d" xmlns:o="urn:schemas-microsoft-com:office:office" xmlns:oel="http://schemas.microsoft.com/office/2019/extlst" xmlns:r="http://schemas.openxmlformats.org/officeDocument/2006/relationships" xmlns:m="http://schemas.openxmlformats.org/officeDocument/2006/math" xmlns:v="urn:schemas-microsoft-com:vml" xmlns:wp14="http://schemas.microsoft.com/office/word/2010/wordprocessingDrawing" xmlns:wp="http://schemas.openxmlformats.org/drawingml/2006/wordprocessingDrawing" xmlns:w10="urn:schemas-microsoft-com:office:word" xmlns:w="http://schemas.openxmlformats.org/wordprocessingml/2006/main" xmlns:w14="http://schemas.microsoft.com/office/word/2010/wordml" xmlns:w15="http://schemas.microsoft.com/office/word/2012/wordml" xmlns:w16cex="http://schemas.microsoft.com/office/word/2018/wordml/cex" xmlns:w16cid="http://schemas.microsoft.com/office/word/2016/wordml/cid" xmlns:w16="http://schemas.microsoft.com/office/word/2018/wordml" xmlns:w16du="http://schemas.microsoft.com/office/word/2023/wordml/word16du" xmlns:w16sdtdh="http://schemas.microsoft.com/office/word/2020/wordml/sdtdatahash" xmlns:w16sdtfl="http://schemas.microsoft.com/office/word/2024/wordml/sdtformatlock" xmlns:w16se="http://schemas.microsoft.com/office/word/2015/wordml/symex" xmlns:wpg="http://schemas.microsoft.com/office/word/2010/wordprocessingGroup" xmlns:wpi="http://schemas.microsoft.com/office/word/2010/wordprocessingInk" xmlns:wne="http://schemas.microsoft.com/office/word/2006/wordml" xmlns:wps="http://schemas.microsoft.com/office/word/2010/wordprocessingShape" mc:Ignorable="w14 w15 w16se w16cid w16 w16cex w16sdtdh w16sdtfl w16du wp14">
   <w:footnote w:type="separator" w:id="-1">
     <w:p>
       <w:pPr>
@@ -23285,7 +23215,7 @@
 </file>
 
 <file path=word/header1.xml><?xml version="1.0" encoding="utf-8"?>
-<w:hdr xmlns:wpc="http://schemas.microsoft.com/office/word/2010/wordprocessingCanvas" xmlns:cx="http://schemas.microsoft.com/office/drawing/2014/chartex" xmlns:cx1="http://schemas.microsoft.com/office/drawing/2015/9/8/chartex" xmlns:cx2="http://schemas.microsoft.com/office/drawing/2015/10/21/chartex" xmlns:cx3="http://schemas.microsoft.com/office/drawing/2016/5/9/chartex" xmlns:cx4="http://schemas.microsoft.com/office/drawing/2016/5/10/chartex" xmlns:cx5="http://schemas.microsoft.com/office/drawing/2016/5/11/chartex" xmlns:cx6="http://schemas.microsoft.com/office/drawing/2016/5/12/chartex" xmlns:cx7="http://schemas.microsoft.com/office/drawing/2016/5/13/chartex" xmlns:cx8="http://schemas.microsoft.com/office/drawing/2016/5/14/chartex" xmlns:mc="http://schemas.openxmlformats.org/markup-compatibility/2006" xmlns:aink="http://schemas.microsoft.com/office/drawing/2016/ink" xmlns:am3d="http://schemas.microsoft.com/office/drawing/2017/model3d" xmlns:o="urn:schemas-microsoft-com:office:office" xmlns:oel="http://schemas.microsoft.com/office/2019/extlst" xmlns:r="http://schemas.openxmlformats.org/officeDocument/2006/relationships" xmlns:m="http://schemas.openxmlformats.org/officeDocument/2006/math" xmlns:v="urn:schemas-microsoft-com:vml" xmlns:wp14="http://schemas.microsoft.com/office/word/2010/wordprocessingDrawing" xmlns:wp="http://schemas.openxmlformats.org/drawingml/2006/wordprocessingDrawing" xmlns:w10="urn:schemas-microsoft-com:office:word" xmlns:w="http://schemas.openxmlformats.org/wordprocessingml/2006/main" xmlns:w14="http://schemas.microsoft.com/office/word/2010/wordml" xmlns:w15="http://schemas.microsoft.com/office/word/2012/wordml" xmlns:w16cex="http://schemas.microsoft.com/office/word/2018/wordml/cex" xmlns:w16cid="http://schemas.microsoft.com/office/word/2016/wordml/cid" xmlns:w16="http://schemas.microsoft.com/office/word/2018/wordml" xmlns:w16du="http://schemas.microsoft.com/office/word/2023/wordml/word16du" xmlns:w16sdtdh="http://schemas.microsoft.com/office/word/2020/wordml/sdtdatahash" xmlns:w16se="http://schemas.microsoft.com/office/word/2015/wordml/symex" xmlns:wpg="http://schemas.microsoft.com/office/word/2010/wordprocessingGroup" xmlns:wpi="http://schemas.microsoft.com/office/word/2010/wordprocessingInk" xmlns:wne="http://schemas.microsoft.com/office/word/2006/wordml" xmlns:wps="http://schemas.microsoft.com/office/word/2010/wordprocessingShape" mc:Ignorable="w14 w15 w16se w16cid w16 w16cex w16sdtdh w16du wp14">
+<w:hdr xmlns:wpc="http://schemas.microsoft.com/office/word/2010/wordprocessingCanvas" xmlns:cx="http://schemas.microsoft.com/office/drawing/2014/chartex" xmlns:cx1="http://schemas.microsoft.com/office/drawing/2015/9/8/chartex" xmlns:cx2="http://schemas.microsoft.com/office/drawing/2015/10/21/chartex" xmlns:cx3="http://schemas.microsoft.com/office/drawing/2016/5/9/chartex" xmlns:cx4="http://schemas.microsoft.com/office/drawing/2016/5/10/chartex" xmlns:cx5="http://schemas.microsoft.com/office/drawing/2016/5/11/chartex" xmlns:cx6="http://schemas.microsoft.com/office/drawing/2016/5/12/chartex" xmlns:cx7="http://schemas.microsoft.com/office/drawing/2016/5/13/chartex" xmlns:cx8="http://schemas.microsoft.com/office/drawing/2016/5/14/chartex" xmlns:mc="http://schemas.openxmlformats.org/markup-compatibility/2006" xmlns:aink="http://schemas.microsoft.com/office/drawing/2016/ink" xmlns:am3d="http://schemas.microsoft.com/office/drawing/2017/model3d" xmlns:o="urn:schemas-microsoft-com:office:office" xmlns:oel="http://schemas.microsoft.com/office/2019/extlst" xmlns:r="http://schemas.openxmlformats.org/officeDocument/2006/relationships" xmlns:m="http://schemas.openxmlformats.org/officeDocument/2006/math" xmlns:v="urn:schemas-microsoft-com:vml" xmlns:wp14="http://schemas.microsoft.com/office/word/2010/wordprocessingDrawing" xmlns:wp="http://schemas.openxmlformats.org/drawingml/2006/wordprocessingDrawing" xmlns:w10="urn:schemas-microsoft-com:office:word" xmlns:w="http://schemas.openxmlformats.org/wordprocessingml/2006/main" xmlns:w14="http://schemas.microsoft.com/office/word/2010/wordml" xmlns:w15="http://schemas.microsoft.com/office/word/2012/wordml" xmlns:w16cex="http://schemas.microsoft.com/office/word/2018/wordml/cex" xmlns:w16cid="http://schemas.microsoft.com/office/word/2016/wordml/cid" xmlns:w16="http://schemas.microsoft.com/office/word/2018/wordml" xmlns:w16du="http://schemas.microsoft.com/office/word/2023/wordml/word16du" xmlns:w16sdtdh="http://schemas.microsoft.com/office/word/2020/wordml/sdtdatahash" xmlns:w16sdtfl="http://schemas.microsoft.com/office/word/2024/wordml/sdtformatlock" xmlns:w16se="http://schemas.microsoft.com/office/word/2015/wordml/symex" xmlns:wpg="http://schemas.microsoft.com/office/word/2010/wordprocessingGroup" xmlns:wpi="http://schemas.microsoft.com/office/word/2010/wordprocessingInk" xmlns:wne="http://schemas.microsoft.com/office/word/2006/wordml" xmlns:wps="http://schemas.microsoft.com/office/word/2010/wordprocessingShape" mc:Ignorable="w14 w15 w16se w16cid w16 w16cex w16sdtdh w16sdtfl w16du wp14">
   <w:tbl>
     <w:tblPr>
       <w:tblStyle w:val="Tablaconcuadrcula"/>
@@ -23575,7 +23505,7 @@
 </file>
 
 <file path=word/numbering.xml><?xml version="1.0" encoding="utf-8"?>
-<w:numbering xmlns:wpc="http://schemas.microsoft.com/office/word/2010/wordprocessingCanvas" xmlns:cx="http://schemas.microsoft.com/office/drawing/2014/chartex" xmlns:cx1="http://schemas.microsoft.com/office/drawing/2015/9/8/chartex" xmlns:cx2="http://schemas.microsoft.com/office/drawing/2015/10/21/chartex" xmlns:cx3="http://schemas.microsoft.com/office/drawing/2016/5/9/chartex" xmlns:cx4="http://schemas.microsoft.com/office/drawing/2016/5/10/chartex" xmlns:cx5="http://schemas.microsoft.com/office/drawing/2016/5/11/chartex" xmlns:cx6="http://schemas.microsoft.com/office/drawing/2016/5/12/chartex" xmlns:cx7="http://schemas.microsoft.com/office/drawing/2016/5/13/chartex" xmlns:cx8="http://schemas.microsoft.com/office/drawing/2016/5/14/chartex" xmlns:mc="http://schemas.openxmlformats.org/markup-compatibility/2006" xmlns:aink="http://schemas.microsoft.com/office/drawing/2016/ink" xmlns:am3d="http://schemas.microsoft.com/office/drawing/2017/model3d" xmlns:o="urn:schemas-microsoft-com:office:office" xmlns:oel="http://schemas.microsoft.com/office/2019/extlst" xmlns:r="http://schemas.openxmlformats.org/officeDocument/2006/relationships" xmlns:m="http://schemas.openxmlformats.org/officeDocument/2006/math" xmlns:v="urn:schemas-microsoft-com:vml" xmlns:wp14="http://schemas.microsoft.com/office/word/2010/wordprocessingDrawing" xmlns:wp="http://schemas.openxmlformats.org/drawingml/2006/wordprocessingDrawing" xmlns:w10="urn:schemas-microsoft-com:office:word" xmlns:w="http://schemas.openxmlformats.org/wordprocessingml/2006/main" xmlns:w14="http://schemas.microsoft.com/office/word/2010/wordml" xmlns:w15="http://schemas.microsoft.com/office/word/2012/wordml" xmlns:w16cex="http://schemas.microsoft.com/office/word/2018/wordml/cex" xmlns:w16cid="http://schemas.microsoft.com/office/word/2016/wordml/cid" xmlns:w16="http://schemas.microsoft.com/office/word/2018/wordml" xmlns:w16du="http://schemas.microsoft.com/office/word/2023/wordml/word16du" xmlns:w16sdtdh="http://schemas.microsoft.com/office/word/2020/wordml/sdtdatahash" xmlns:w16se="http://schemas.microsoft.com/office/word/2015/wordml/symex" xmlns:wpg="http://schemas.microsoft.com/office/word/2010/wordprocessingGroup" xmlns:wpi="http://schemas.microsoft.com/office/word/2010/wordprocessingInk" xmlns:wne="http://schemas.microsoft.com/office/word/2006/wordml" xmlns:wps="http://schemas.microsoft.com/office/word/2010/wordprocessingShape" mc:Ignorable="w14 w15 w16se w16cid w16 w16cex w16sdtdh w16du wp14">
+<w:numbering xmlns:wpc="http://schemas.microsoft.com/office/word/2010/wordprocessingCanvas" xmlns:cx="http://schemas.microsoft.com/office/drawing/2014/chartex" xmlns:cx1="http://schemas.microsoft.com/office/drawing/2015/9/8/chartex" xmlns:cx2="http://schemas.microsoft.com/office/drawing/2015/10/21/chartex" xmlns:cx3="http://schemas.microsoft.com/office/drawing/2016/5/9/chartex" xmlns:cx4="http://schemas.microsoft.com/office/drawing/2016/5/10/chartex" xmlns:cx5="http://schemas.microsoft.com/office/drawing/2016/5/11/chartex" xmlns:cx6="http://schemas.microsoft.com/office/drawing/2016/5/12/chartex" xmlns:cx7="http://schemas.microsoft.com/office/drawing/2016/5/13/chartex" xmlns:cx8="http://schemas.microsoft.com/office/drawing/2016/5/14/chartex" xmlns:mc="http://schemas.openxmlformats.org/markup-compatibility/2006" xmlns:aink="http://schemas.microsoft.com/office/drawing/2016/ink" xmlns:am3d="http://schemas.microsoft.com/office/drawing/2017/model3d" xmlns:o="urn:schemas-microsoft-com:office:office" xmlns:oel="http://schemas.microsoft.com/office/2019/extlst" xmlns:r="http://schemas.openxmlformats.org/officeDocument/2006/relationships" xmlns:m="http://schemas.openxmlformats.org/officeDocument/2006/math" xmlns:v="urn:schemas-microsoft-com:vml" xmlns:wp14="http://schemas.microsoft.com/office/word/2010/wordprocessingDrawing" xmlns:wp="http://schemas.openxmlformats.org/drawingml/2006/wordprocessingDrawing" xmlns:w10="urn:schemas-microsoft-com:office:word" xmlns:w="http://schemas.openxmlformats.org/wordprocessingml/2006/main" xmlns:w14="http://schemas.microsoft.com/office/word/2010/wordml" xmlns:w15="http://schemas.microsoft.com/office/word/2012/wordml" xmlns:w16cex="http://schemas.microsoft.com/office/word/2018/wordml/cex" xmlns:w16cid="http://schemas.microsoft.com/office/word/2016/wordml/cid" xmlns:w16="http://schemas.microsoft.com/office/word/2018/wordml" xmlns:w16du="http://schemas.microsoft.com/office/word/2023/wordml/word16du" xmlns:w16sdtdh="http://schemas.microsoft.com/office/word/2020/wordml/sdtdatahash" xmlns:w16sdtfl="http://schemas.microsoft.com/office/word/2024/wordml/sdtformatlock" xmlns:w16se="http://schemas.microsoft.com/office/word/2015/wordml/symex" xmlns:wpg="http://schemas.microsoft.com/office/word/2010/wordprocessingGroup" xmlns:wpi="http://schemas.microsoft.com/office/word/2010/wordprocessingInk" xmlns:wne="http://schemas.microsoft.com/office/word/2006/wordml" xmlns:wps="http://schemas.microsoft.com/office/word/2010/wordprocessingShape" mc:Ignorable="w14 w15 w16se w16cid w16 w16cex w16sdtdh w16sdtfl w16du wp14">
   <w:abstractNum w:abstractNumId="0" w15:restartNumberingAfterBreak="0">
     <w:nsid w:val="0163666C"/>
     <w:multiLevelType w:val="hybridMultilevel"/>
@@ -27846,7 +27776,7 @@
 </file>
 
 <file path=word/styles.xml><?xml version="1.0" encoding="utf-8"?>
-<w:styles xmlns:mc="http://schemas.openxmlformats.org/markup-compatibility/2006" xmlns:r="http://schemas.openxmlformats.org/officeDocument/2006/relationships" xmlns:w="http://schemas.openxmlformats.org/wordprocessingml/2006/main" xmlns:w14="http://schemas.microsoft.com/office/word/2010/wordml" xmlns:w15="http://schemas.microsoft.com/office/word/2012/wordml" xmlns:w16cex="http://schemas.microsoft.com/office/word/2018/wordml/cex" xmlns:w16cid="http://schemas.microsoft.com/office/word/2016/wordml/cid" xmlns:w16="http://schemas.microsoft.com/office/word/2018/wordml" xmlns:w16du="http://schemas.microsoft.com/office/word/2023/wordml/word16du" xmlns:w16sdtdh="http://schemas.microsoft.com/office/word/2020/wordml/sdtdatahash" xmlns:w16se="http://schemas.microsoft.com/office/word/2015/wordml/symex" mc:Ignorable="w14 w15 w16se w16cid w16 w16cex w16sdtdh w16du">
+<w:styles xmlns:mc="http://schemas.openxmlformats.org/markup-compatibility/2006" xmlns:r="http://schemas.openxmlformats.org/officeDocument/2006/relationships" xmlns:w="http://schemas.openxmlformats.org/wordprocessingml/2006/main" xmlns:w14="http://schemas.microsoft.com/office/word/2010/wordml" xmlns:w15="http://schemas.microsoft.com/office/word/2012/wordml" xmlns:w16cex="http://schemas.microsoft.com/office/word/2018/wordml/cex" xmlns:w16cid="http://schemas.microsoft.com/office/word/2016/wordml/cid" xmlns:w16="http://schemas.microsoft.com/office/word/2018/wordml" xmlns:w16du="http://schemas.microsoft.com/office/word/2023/wordml/word16du" xmlns:w16sdtdh="http://schemas.microsoft.com/office/word/2020/wordml/sdtdatahash" xmlns:w16sdtfl="http://schemas.microsoft.com/office/word/2024/wordml/sdtformatlock" xmlns:w16se="http://schemas.microsoft.com/office/word/2015/wordml/symex" mc:Ignorable="w14 w15 w16se w16cid w16 w16cex w16sdtdh w16sdtfl w16du">
   <w:docDefaults>
     <w:rPrDefault>
       <w:rPr>
@@ -28960,7 +28890,7 @@
       <w14:ligatures w14:val="none"/>
     </w:rPr>
   </w:style>
-  <w:style w:type="character" w:styleId="Textoennegrita">
+  <w:style w:type="character" w:styleId="Fuerte">
     <w:name w:val="Strong"/>
     <w:basedOn w:val="Fuentedeprrafopredeter"/>
     <w:uiPriority w:val="22"/>
